--- a/files/specsheet-template__FLOOR_COVERING.docx
+++ b/files/specsheet-template__FLOOR_COVERING.docx
@@ -4,17 +4,18 @@
   <w:body>
     <w:tbl>
       <w:tblPr>
-        <w:tblStyle w:val="TableGrid"/>
-        <w:tblW w:w="0" w:type="auto"/>
+        <w:tblStyle w:val="a"/>
+        <w:tblW w:w="10773" w:type="dxa"/>
         <w:tblBorders>
-          <w:top w:val="none" w:sz="0" w:space="0" w:color="auto"/>
-          <w:left w:val="none" w:sz="0" w:space="0" w:color="auto"/>
-          <w:bottom w:val="none" w:sz="0" w:space="0" w:color="auto"/>
-          <w:right w:val="none" w:sz="0" w:space="0" w:color="auto"/>
-          <w:insideH w:val="none" w:sz="0" w:space="0" w:color="auto"/>
-          <w:insideV w:val="none" w:sz="0" w:space="0" w:color="auto"/>
+          <w:top w:val="single" w:sz="4" w:space="0" w:color="auto"/>
+          <w:left w:val="single" w:sz="4" w:space="0" w:color="auto"/>
+          <w:bottom w:val="single" w:sz="4" w:space="0" w:color="auto"/>
+          <w:right w:val="single" w:sz="4" w:space="0" w:color="auto"/>
+          <w:insideH w:val="single" w:sz="4" w:space="0" w:color="auto"/>
+          <w:insideV w:val="single" w:sz="4" w:space="0" w:color="auto"/>
         </w:tblBorders>
-        <w:tblLook w:val="04A0" w:firstRow="1" w:lastRow="0" w:firstColumn="1" w:lastColumn="0" w:noHBand="0" w:noVBand="1"/>
+        <w:tblLayout w:type="fixed"/>
+        <w:tblLook w:val="0400" w:firstRow="0" w:lastRow="0" w:firstColumn="0" w:lastColumn="0" w:noHBand="0" w:noVBand="1"/>
       </w:tblPr>
       <w:tblGrid>
         <w:gridCol w:w="5350"/>
@@ -22,25 +23,18 @@
       </w:tblGrid>
       <w:tr>
         <w:trPr>
-          <w:trHeight w:val="12909"/>
+          <w:trHeight w:val="13493"/>
         </w:trPr>
         <w:tc>
           <w:tcPr>
-            <w:tcW w:w="5548" w:type="dxa"/>
+            <w:tcW w:w="5350" w:type="dxa"/>
           </w:tcPr>
           <w:tbl>
             <w:tblPr>
-              <w:tblStyle w:val="TableGrid"/>
-              <w:tblW w:w="0" w:type="auto"/>
-              <w:tblBorders>
-                <w:top w:val="none" w:sz="0" w:space="0" w:color="auto"/>
-                <w:left w:val="none" w:sz="0" w:space="0" w:color="auto"/>
-                <w:bottom w:val="none" w:sz="0" w:space="0" w:color="auto"/>
-                <w:right w:val="none" w:sz="0" w:space="0" w:color="auto"/>
-                <w:insideH w:val="none" w:sz="0" w:space="0" w:color="auto"/>
-                <w:insideV w:val="none" w:sz="0" w:space="0" w:color="auto"/>
-              </w:tblBorders>
-              <w:tblLook w:val="04A0" w:firstRow="1" w:lastRow="0" w:firstColumn="1" w:lastColumn="0" w:noHBand="0" w:noVBand="1"/>
+              <w:tblStyle w:val="a0"/>
+              <w:tblW w:w="5124" w:type="dxa"/>
+              <w:tblLayout w:type="fixed"/>
+              <w:tblLook w:val="0400" w:firstRow="0" w:lastRow="0" w:firstColumn="0" w:lastColumn="0" w:noHBand="0" w:noVBand="1"/>
             </w:tblPr>
             <w:tblGrid>
               <w:gridCol w:w="5102"/>
@@ -54,30 +48,72 @@
               </w:trPr>
               <w:tc>
                 <w:tcPr>
-                  <w:tcW w:w="5137" w:type="dxa"/>
-                  <w:tcBorders>
-                    <w:top w:val="single" w:sz="4" w:space="0" w:color="auto"/>
-                    <w:left w:val="single" w:sz="4" w:space="0" w:color="auto"/>
-                    <w:bottom w:val="single" w:sz="4" w:space="0" w:color="auto"/>
-                    <w:right w:val="single" w:sz="4" w:space="0" w:color="auto"/>
-                  </w:tcBorders>
+                  <w:tcW w:w="5102" w:type="dxa"/>
                 </w:tcPr>
                 <w:p>
                   <w:pPr>
                     <w:ind w:left="-113"/>
-                    <w:rPr>
-                      <w:rFonts w:ascii="Inter" w:hAnsi="Inter"/>
+                    <w:jc w:val="center"/>
+                    <w:rPr>
+                      <w:rFonts w:ascii="Inter" w:eastAsia="Inter" w:hAnsi="Inter" w:cs="Inter"/>
                       <w:sz w:val="20"/>
                       <w:szCs w:val="20"/>
                     </w:rPr>
                   </w:pPr>
-                  <w:r>
-                    <w:rPr>
-                      <w:rFonts w:ascii="Inter" w:hAnsi="Inter"/>
+                  <w:proofErr w:type="gramStart"/>
+                  <w:r>
+                    <w:rPr>
+                      <w:rFonts w:ascii="Inter" w:eastAsia="Inter" w:hAnsi="Inter" w:cs="Inter"/>
+                      <w:color w:val="000000"/>
+                      <w:sz w:val="18"/>
+                      <w:szCs w:val="18"/>
+                    </w:rPr>
+                    <w:t xml:space="preserve">{{ </w:t>
+                  </w:r>
+                  <w:proofErr w:type="spellStart"/>
+                  <w:r>
+                    <w:rPr>
+                      <w:rFonts w:ascii="Inter" w:eastAsia="Inter" w:hAnsi="Inter" w:cs="Inter"/>
+                      <w:color w:val="000000"/>
+                      <w:sz w:val="18"/>
+                      <w:szCs w:val="18"/>
+                    </w:rPr>
+                    <w:t>image</w:t>
+                  </w:r>
+                  <w:proofErr w:type="gramEnd"/>
+                  <w:r>
+                    <w:rPr>
+                      <w:rFonts w:ascii="Inter" w:eastAsia="Inter" w:hAnsi="Inter" w:cs="Inter"/>
+                      <w:sz w:val="18"/>
+                      <w:szCs w:val="18"/>
+                    </w:rPr>
+                    <w:t>_</w:t>
+                  </w:r>
+                  <w:r>
+                    <w:rPr>
+                      <w:rFonts w:ascii="Inter" w:eastAsia="Inter" w:hAnsi="Inter" w:cs="Inter"/>
+                      <w:color w:val="000000"/>
+                      <w:sz w:val="18"/>
+                      <w:szCs w:val="18"/>
+                    </w:rPr>
+                    <w:t>placeholder</w:t>
+                  </w:r>
+                  <w:proofErr w:type="spellEnd"/>
+                  <w:r>
+                    <w:rPr>
+                      <w:rFonts w:ascii="Inter" w:eastAsia="Inter" w:hAnsi="Inter" w:cs="Inter"/>
+                      <w:color w:val="000000"/>
+                      <w:sz w:val="18"/>
+                      <w:szCs w:val="18"/>
+                    </w:rPr>
+                    <w:t xml:space="preserve"> }}</w:t>
+                  </w:r>
+                  <w:r>
+                    <w:rPr>
                       <w:noProof/>
                     </w:rPr>
                     <w:drawing>
-                      <wp:anchor distT="0" distB="0" distL="114300" distR="114300" simplePos="0" relativeHeight="251659264" behindDoc="0" locked="0" layoutInCell="1" allowOverlap="1" wp14:anchorId="7589314A" wp14:editId="54E1158F">
+                      <wp:anchor distT="0" distB="0" distL="114300" distR="114300" simplePos="0" relativeHeight="251658240" behindDoc="0" locked="0" layoutInCell="1" hidden="0" allowOverlap="1" wp14:anchorId="3457A853" wp14:editId="21E147E1">
                         <wp:simplePos x="0" y="0"/>
                         <wp:positionH relativeFrom="column">
                           <wp:posOffset>2520315</wp:posOffset>
@@ -86,36 +122,25 @@
                           <wp:posOffset>2520315</wp:posOffset>
                         </wp:positionV>
                         <wp:extent cx="435600" cy="586800"/>
-                        <wp:effectExtent l="0" t="0" r="3175" b="3810"/>
+                        <wp:effectExtent l="0" t="0" r="0" b="0"/>
                         <wp:wrapNone/>
-                        <wp:docPr id="2" name="Picture 2"/>
-                        <wp:cNvGraphicFramePr>
-                          <a:graphicFrameLocks xmlns:a="http://schemas.openxmlformats.org/drawingml/2006/main" noChangeAspect="1"/>
-                        </wp:cNvGraphicFramePr>
+                        <wp:docPr id="6" name="image1.png"/>
+                        <wp:cNvGraphicFramePr/>
                         <a:graphic xmlns:a="http://schemas.openxmlformats.org/drawingml/2006/main">
                           <a:graphicData uri="http://schemas.openxmlformats.org/drawingml/2006/picture">
                             <pic:pic xmlns:pic="http://schemas.openxmlformats.org/drawingml/2006/picture">
                               <pic:nvPicPr>
-                                <pic:cNvPr id="0" name="Picture 2"/>
-                                <pic:cNvPicPr>
-                                  <a:picLocks noChangeAspect="1" noChangeArrowheads="1"/>
-                                </pic:cNvPicPr>
+                                <pic:cNvPr id="0" name="image1.png"/>
+                                <pic:cNvPicPr preferRelativeResize="0"/>
                               </pic:nvPicPr>
                               <pic:blipFill>
-                                <a:blip r:embed="rId7" cstate="print">
-                                  <a:alphaModFix amt="70000"/>
-                                  <a:extLst>
-                                    <a:ext uri="{28A0092B-C50C-407E-A947-70E740481C1C}">
-                                      <a14:useLocalDpi xmlns:a14="http://schemas.microsoft.com/office/drawing/2010/main" val="0"/>
-                                    </a:ext>
-                                  </a:extLst>
-                                </a:blip>
+                                <a:blip r:embed="rId7"/>
                                 <a:srcRect/>
                                 <a:stretch>
                                   <a:fillRect/>
                                 </a:stretch>
                               </pic:blipFill>
-                              <pic:spPr bwMode="auto">
+                              <pic:spPr>
                                 <a:xfrm>
                                   <a:off x="0" y="0"/>
                                   <a:ext cx="435600" cy="586800"/>
@@ -123,70 +148,13 @@
                                 <a:prstGeom prst="rect">
                                   <a:avLst/>
                                 </a:prstGeom>
-                                <a:noFill/>
-                                <a:ln>
-                                  <a:noFill/>
-                                </a:ln>
+                                <a:ln/>
                               </pic:spPr>
                             </pic:pic>
                           </a:graphicData>
                         </a:graphic>
-                        <wp14:sizeRelH relativeFrom="margin">
-                          <wp14:pctWidth>0</wp14:pctWidth>
-                        </wp14:sizeRelH>
-                        <wp14:sizeRelV relativeFrom="margin">
-                          <wp14:pctHeight>0</wp14:pctHeight>
-                        </wp14:sizeRelV>
                       </wp:anchor>
                     </w:drawing>
-                  </w:r>
-                  <w:proofErr w:type="gramStart"/>
-                  <w:r>
-                    <w:rPr>
-                      <w:rFonts w:ascii="Inter" w:eastAsia="Inter" w:hAnsi="Inter" w:cstheme="minorHAnsi"/>
-                      <w:color w:val="000000"/>
-                      <w:sz w:val="18"/>
-                      <w:szCs w:val="18"/>
-                    </w:rPr>
-                    <w:t xml:space="preserve">{{ </w:t>
-                  </w:r>
-                  <w:proofErr w:type="spellStart"/>
-                  <w:r>
-                    <w:rPr>
-                      <w:rFonts w:ascii="Inter" w:eastAsia="Inter" w:hAnsi="Inter" w:cstheme="minorHAnsi"/>
-                      <w:color w:val="000000"/>
-                      <w:sz w:val="18"/>
-                      <w:szCs w:val="18"/>
-                    </w:rPr>
-                    <w:t>image</w:t>
-                  </w:r>
-                  <w:proofErr w:type="gramEnd"/>
-                  <w:r>
-                    <w:rPr>
-                      <w:rFonts w:ascii="Inter" w:eastAsia="Inter" w:hAnsi="Inter" w:cstheme="minorHAnsi"/>
-                      <w:sz w:val="18"/>
-                      <w:szCs w:val="18"/>
-                    </w:rPr>
-                    <w:t>_</w:t>
-                  </w:r>
-                  <w:r>
-                    <w:rPr>
-                      <w:rFonts w:ascii="Inter" w:eastAsia="Inter" w:hAnsi="Inter" w:cstheme="minorHAnsi"/>
-                      <w:color w:val="000000"/>
-                      <w:sz w:val="18"/>
-                      <w:szCs w:val="18"/>
-                    </w:rPr>
-                    <w:t>placeholder</w:t>
-                  </w:r>
-                  <w:proofErr w:type="spellEnd"/>
-                  <w:r>
-                    <w:rPr>
-                      <w:rFonts w:ascii="Inter" w:eastAsia="Inter" w:hAnsi="Inter" w:cstheme="minorHAnsi"/>
-                      <w:color w:val="000000"/>
-                      <w:sz w:val="18"/>
-                      <w:szCs w:val="18"/>
-                    </w:rPr>
-                    <w:t xml:space="preserve"> }}</w:t>
                   </w:r>
                 </w:p>
               </w:tc>
@@ -197,29 +165,29 @@
               </w:trPr>
               <w:tc>
                 <w:tcPr>
-                  <w:tcW w:w="5159" w:type="dxa"/>
+                  <w:tcW w:w="5124" w:type="dxa"/>
                   <w:gridSpan w:val="2"/>
                 </w:tcPr>
                 <w:p>
                   <w:pPr>
                     <w:ind w:left="-57"/>
                     <w:rPr>
-                      <w:rFonts w:ascii="Inter" w:hAnsi="Inter"/>
-                    </w:rPr>
-                  </w:pPr>
-                </w:p>
-                <w:p>
-                  <w:pPr>
-                    <w:ind w:left="-57"/>
-                    <w:rPr>
-                      <w:rFonts w:ascii="Inter" w:hAnsi="Inter"/>
-                      <w:sz w:val="17"/>
-                      <w:szCs w:val="17"/>
-                    </w:rPr>
-                  </w:pPr>
-                  <w:r>
-                    <w:rPr>
-                      <w:rFonts w:ascii="Inter" w:hAnsi="Inter"/>
+                      <w:rFonts w:ascii="Inter" w:eastAsia="Inter" w:hAnsi="Inter" w:cs="Inter"/>
+                    </w:rPr>
+                  </w:pPr>
+                </w:p>
+                <w:p>
+                  <w:pPr>
+                    <w:ind w:left="-57"/>
+                    <w:rPr>
+                      <w:rFonts w:ascii="Inter" w:eastAsia="Inter" w:hAnsi="Inter" w:cs="Inter"/>
+                      <w:sz w:val="17"/>
+                      <w:szCs w:val="17"/>
+                    </w:rPr>
+                  </w:pPr>
+                  <w:r>
+                    <w:rPr>
+                      <w:rFonts w:ascii="Inter" w:eastAsia="Inter" w:hAnsi="Inter" w:cs="Inter"/>
                       <w:b/>
                       <w:bCs/>
                       <w:sz w:val="18"/>
@@ -232,7 +200,7 @@
                   <w:pPr>
                     <w:ind w:left="-57"/>
                     <w:rPr>
-                      <w:rFonts w:ascii="Inter" w:hAnsi="Inter"/>
+                      <w:rFonts w:ascii="Inter" w:eastAsia="Inter" w:hAnsi="Inter" w:cs="Inter"/>
                       <w:sz w:val="17"/>
                       <w:szCs w:val="17"/>
                     </w:rPr>
@@ -240,7 +208,7 @@
                   <w:proofErr w:type="gramStart"/>
                   <w:r>
                     <w:rPr>
-                      <w:rFonts w:ascii="Inter" w:hAnsi="Inter"/>
+                      <w:rFonts w:ascii="Inter" w:eastAsia="Inter" w:hAnsi="Inter" w:cs="Inter"/>
                       <w:sz w:val="17"/>
                       <w:szCs w:val="17"/>
                     </w:rPr>
@@ -249,7 +217,7 @@
                   <w:proofErr w:type="spellStart"/>
                   <w:r>
                     <w:rPr>
-                      <w:rFonts w:ascii="Inter" w:hAnsi="Inter"/>
+                      <w:rFonts w:ascii="Inter" w:eastAsia="Inter" w:hAnsi="Inter" w:cs="Inter"/>
                       <w:sz w:val="17"/>
                       <w:szCs w:val="17"/>
                     </w:rPr>
@@ -258,7 +226,7 @@
                   <w:proofErr w:type="gramEnd"/>
                   <w:r>
                     <w:rPr>
-                      <w:rFonts w:ascii="Inter" w:hAnsi="Inter"/>
+                      <w:rFonts w:ascii="Inter" w:eastAsia="Inter" w:hAnsi="Inter" w:cs="Inter"/>
                       <w:sz w:val="17"/>
                       <w:szCs w:val="17"/>
                     </w:rPr>
@@ -267,7 +235,7 @@
                   <w:proofErr w:type="spellEnd"/>
                   <w:r>
                     <w:rPr>
-                      <w:rFonts w:ascii="Inter" w:hAnsi="Inter"/>
+                      <w:rFonts w:ascii="Inter" w:eastAsia="Inter" w:hAnsi="Inter" w:cs="Inter"/>
                       <w:sz w:val="17"/>
                       <w:szCs w:val="17"/>
                     </w:rPr>
@@ -280,23 +248,26 @@
           <w:p>
             <w:pPr>
               <w:rPr>
-                <w:rFonts w:ascii="Inter" w:hAnsi="Inter"/>
+                <w:rFonts w:ascii="Inter" w:eastAsia="Inter" w:hAnsi="Inter" w:cs="Inter"/>
+                <w:sz w:val="16"/>
+                <w:szCs w:val="16"/>
               </w:rPr>
             </w:pPr>
           </w:p>
           <w:tbl>
             <w:tblPr>
-              <w:tblStyle w:val="TableGrid"/>
-              <w:tblW w:w="0" w:type="auto"/>
+              <w:tblStyle w:val="a1"/>
+              <w:tblW w:w="5134" w:type="dxa"/>
               <w:tblBorders>
-                <w:top w:val="none" w:sz="0" w:space="0" w:color="auto"/>
-                <w:left w:val="none" w:sz="0" w:space="0" w:color="auto"/>
-                <w:bottom w:val="none" w:sz="0" w:space="0" w:color="auto"/>
-                <w:right w:val="none" w:sz="0" w:space="0" w:color="auto"/>
-                <w:insideH w:val="none" w:sz="0" w:space="0" w:color="auto"/>
-                <w:insideV w:val="none" w:sz="0" w:space="0" w:color="auto"/>
+                <w:top w:val="nil"/>
+                <w:left w:val="nil"/>
+                <w:bottom w:val="nil"/>
+                <w:right w:val="nil"/>
+                <w:insideH w:val="nil"/>
+                <w:insideV w:val="nil"/>
               </w:tblBorders>
-              <w:tblLook w:val="04A0" w:firstRow="1" w:lastRow="0" w:firstColumn="1" w:lastColumn="0" w:noHBand="0" w:noVBand="1"/>
+              <w:tblLayout w:type="fixed"/>
+              <w:tblLook w:val="0400" w:firstRow="0" w:lastRow="0" w:firstColumn="0" w:lastColumn="0" w:noHBand="0" w:noVBand="1"/>
             </w:tblPr>
             <w:tblGrid>
               <w:gridCol w:w="5134"/>
@@ -307,20 +278,20 @@
               </w:trPr>
               <w:tc>
                 <w:tcPr>
-                  <w:tcW w:w="5157" w:type="dxa"/>
-                </w:tcPr>
-                <w:p>
-                  <w:pPr>
-                    <w:ind w:left="-57"/>
-                    <w:rPr>
-                      <w:rFonts w:ascii="Inter" w:hAnsi="Inter"/>
-                      <w:b/>
-                      <w:bCs/>
-                    </w:rPr>
-                  </w:pPr>
-                  <w:r>
-                    <w:rPr>
-                      <w:rFonts w:ascii="Inter" w:hAnsi="Inter"/>
+                  <w:tcW w:w="5134" w:type="dxa"/>
+                </w:tcPr>
+                <w:p>
+                  <w:pPr>
+                    <w:ind w:left="-57"/>
+                    <w:rPr>
+                      <w:rFonts w:ascii="Inter" w:eastAsia="Inter" w:hAnsi="Inter" w:cs="Inter"/>
+                      <w:b/>
+                      <w:bCs/>
+                    </w:rPr>
+                  </w:pPr>
+                  <w:r>
+                    <w:rPr>
+                      <w:rFonts w:ascii="Inter" w:eastAsia="Inter" w:hAnsi="Inter" w:cs="Inter"/>
                       <w:b/>
                       <w:bCs/>
                       <w:sz w:val="18"/>
@@ -337,13 +308,13 @@
               </w:trPr>
               <w:tc>
                 <w:tcPr>
-                  <w:tcW w:w="5157" w:type="dxa"/>
-                </w:tcPr>
-                <w:p>
-                  <w:pPr>
-                    <w:ind w:left="-57"/>
-                    <w:rPr>
-                      <w:rFonts w:ascii="Inter" w:hAnsi="Inter"/>
+                  <w:tcW w:w="5134" w:type="dxa"/>
+                </w:tcPr>
+                <w:p>
+                  <w:pPr>
+                    <w:ind w:left="-57"/>
+                    <w:rPr>
+                      <w:rFonts w:ascii="Inter" w:eastAsia="Inter" w:hAnsi="Inter" w:cs="Inter"/>
                       <w:sz w:val="17"/>
                       <w:szCs w:val="17"/>
                     </w:rPr>
@@ -351,7 +322,7 @@
                   <w:proofErr w:type="gramStart"/>
                   <w:r>
                     <w:rPr>
-                      <w:rFonts w:ascii="Inter" w:eastAsia="Inter" w:hAnsi="Inter" w:cstheme="minorHAnsi"/>
+                      <w:rFonts w:ascii="Inter" w:eastAsia="Inter" w:hAnsi="Inter" w:cs="Inter"/>
                       <w:color w:val="000000"/>
                       <w:sz w:val="17"/>
                       <w:szCs w:val="17"/>
@@ -361,7 +332,7 @@
                   <w:proofErr w:type="spellStart"/>
                   <w:r>
                     <w:rPr>
-                      <w:rFonts w:ascii="Inter" w:eastAsia="Inter" w:hAnsi="Inter" w:cstheme="minorHAnsi"/>
+                      <w:rFonts w:ascii="Inter" w:eastAsia="Inter" w:hAnsi="Inter" w:cs="Inter"/>
                       <w:color w:val="000000"/>
                       <w:sz w:val="17"/>
                       <w:szCs w:val="17"/>
@@ -371,7 +342,7 @@
                   <w:proofErr w:type="gramEnd"/>
                   <w:r>
                     <w:rPr>
-                      <w:rFonts w:ascii="Inter" w:eastAsia="Inter" w:hAnsi="Inter" w:cstheme="minorHAnsi"/>
+                      <w:rFonts w:ascii="Inter" w:eastAsia="Inter" w:hAnsi="Inter" w:cs="Inter"/>
                       <w:color w:val="000000"/>
                       <w:sz w:val="17"/>
                       <w:szCs w:val="17"/>
@@ -381,7 +352,7 @@
                   <w:proofErr w:type="spellEnd"/>
                   <w:r>
                     <w:rPr>
-                      <w:rFonts w:ascii="Inter" w:eastAsia="Inter" w:hAnsi="Inter" w:cstheme="minorHAnsi"/>
+                      <w:rFonts w:ascii="Inter" w:eastAsia="Inter" w:hAnsi="Inter" w:cs="Inter"/>
                       <w:color w:val="000000"/>
                       <w:sz w:val="17"/>
                       <w:szCs w:val="17"/>
@@ -395,23 +366,26 @@
           <w:p>
             <w:pPr>
               <w:rPr>
-                <w:rFonts w:ascii="Inter" w:hAnsi="Inter"/>
+                <w:rFonts w:ascii="Inter" w:eastAsia="Inter" w:hAnsi="Inter" w:cs="Inter"/>
+                <w:sz w:val="16"/>
+                <w:szCs w:val="16"/>
               </w:rPr>
             </w:pPr>
           </w:p>
           <w:tbl>
             <w:tblPr>
-              <w:tblStyle w:val="TableGrid"/>
-              <w:tblW w:w="0" w:type="auto"/>
+              <w:tblStyle w:val="a2"/>
+              <w:tblW w:w="5134" w:type="dxa"/>
               <w:tblBorders>
-                <w:top w:val="none" w:sz="0" w:space="0" w:color="auto"/>
-                <w:left w:val="none" w:sz="0" w:space="0" w:color="auto"/>
-                <w:bottom w:val="none" w:sz="0" w:space="0" w:color="auto"/>
-                <w:right w:val="none" w:sz="0" w:space="0" w:color="auto"/>
-                <w:insideH w:val="none" w:sz="0" w:space="0" w:color="auto"/>
-                <w:insideV w:val="none" w:sz="0" w:space="0" w:color="auto"/>
+                <w:top w:val="nil"/>
+                <w:left w:val="nil"/>
+                <w:bottom w:val="nil"/>
+                <w:right w:val="nil"/>
+                <w:insideH w:val="nil"/>
+                <w:insideV w:val="nil"/>
               </w:tblBorders>
-              <w:tblLook w:val="04A0" w:firstRow="1" w:lastRow="0" w:firstColumn="1" w:lastColumn="0" w:noHBand="0" w:noVBand="1"/>
+              <w:tblLayout w:type="fixed"/>
+              <w:tblLook w:val="0400" w:firstRow="0" w:lastRow="0" w:firstColumn="0" w:lastColumn="0" w:noHBand="0" w:noVBand="1"/>
             </w:tblPr>
             <w:tblGrid>
               <w:gridCol w:w="5134"/>
@@ -422,20 +396,20 @@
               </w:trPr>
               <w:tc>
                 <w:tcPr>
-                  <w:tcW w:w="5157" w:type="dxa"/>
-                </w:tcPr>
-                <w:p>
-                  <w:pPr>
-                    <w:ind w:left="-57"/>
-                    <w:rPr>
-                      <w:rFonts w:ascii="Inter" w:hAnsi="Inter"/>
-                      <w:b/>
-                      <w:bCs/>
-                    </w:rPr>
-                  </w:pPr>
-                  <w:r>
-                    <w:rPr>
-                      <w:rFonts w:ascii="Inter" w:hAnsi="Inter"/>
+                  <w:tcW w:w="5134" w:type="dxa"/>
+                </w:tcPr>
+                <w:p>
+                  <w:pPr>
+                    <w:ind w:left="-57"/>
+                    <w:rPr>
+                      <w:rFonts w:ascii="Inter" w:eastAsia="Inter" w:hAnsi="Inter" w:cs="Inter"/>
+                      <w:b/>
+                      <w:bCs/>
+                    </w:rPr>
+                  </w:pPr>
+                  <w:r>
+                    <w:rPr>
+                      <w:rFonts w:ascii="Inter" w:eastAsia="Inter" w:hAnsi="Inter" w:cs="Inter"/>
                       <w:b/>
                       <w:bCs/>
                       <w:sz w:val="18"/>
@@ -452,13 +426,13 @@
               </w:trPr>
               <w:tc>
                 <w:tcPr>
-                  <w:tcW w:w="5157" w:type="dxa"/>
-                </w:tcPr>
-                <w:p>
-                  <w:pPr>
-                    <w:ind w:left="-57"/>
-                    <w:rPr>
-                      <w:rFonts w:ascii="Inter" w:hAnsi="Inter"/>
+                  <w:tcW w:w="5134" w:type="dxa"/>
+                </w:tcPr>
+                <w:p>
+                  <w:pPr>
+                    <w:ind w:left="-57"/>
+                    <w:rPr>
+                      <w:rFonts w:ascii="Inter" w:eastAsia="Inter" w:hAnsi="Inter" w:cs="Inter"/>
                       <w:sz w:val="17"/>
                       <w:szCs w:val="17"/>
                     </w:rPr>
@@ -466,7 +440,7 @@
                   <w:proofErr w:type="gramStart"/>
                   <w:r>
                     <w:rPr>
-                      <w:rFonts w:ascii="Inter" w:eastAsia="Inter" w:hAnsi="Inter" w:cstheme="minorHAnsi"/>
+                      <w:rFonts w:ascii="Inter" w:eastAsia="Inter" w:hAnsi="Inter" w:cs="Inter"/>
                       <w:color w:val="000000"/>
                       <w:sz w:val="17"/>
                       <w:szCs w:val="17"/>
@@ -476,7 +450,7 @@
                   <w:proofErr w:type="gramEnd"/>
                   <w:r>
                     <w:rPr>
-                      <w:rFonts w:ascii="Inter" w:eastAsia="Inter" w:hAnsi="Inter" w:cstheme="minorHAnsi"/>
+                      <w:rFonts w:ascii="Inter" w:eastAsia="Inter" w:hAnsi="Inter" w:cs="Inter"/>
                       <w:color w:val="000000"/>
                       <w:sz w:val="17"/>
                       <w:szCs w:val="17"/>
@@ -489,30 +463,33 @@
           </w:tbl>
           <w:p>
             <w:pPr>
-              <w:ind w:left="-113"/>
+              <w:tabs>
+                <w:tab w:val="left" w:pos="3847"/>
+              </w:tabs>
               <w:rPr>
-                <w:rFonts w:ascii="Inter" w:hAnsi="Inter"/>
+                <w:rFonts w:ascii="Inter" w:eastAsia="Inter" w:hAnsi="Inter" w:cs="Inter"/>
               </w:rPr>
             </w:pPr>
           </w:p>
         </w:tc>
         <w:tc>
           <w:tcPr>
-            <w:tcW w:w="5548" w:type="dxa"/>
+            <w:tcW w:w="5423" w:type="dxa"/>
           </w:tcPr>
           <w:tbl>
             <w:tblPr>
-              <w:tblStyle w:val="TableGrid"/>
-              <w:tblW w:w="0" w:type="auto"/>
+              <w:tblStyle w:val="a3"/>
+              <w:tblW w:w="5157" w:type="dxa"/>
               <w:tblBorders>
-                <w:top w:val="none" w:sz="0" w:space="0" w:color="auto"/>
-                <w:left w:val="none" w:sz="0" w:space="0" w:color="auto"/>
-                <w:bottom w:val="none" w:sz="0" w:space="0" w:color="auto"/>
-                <w:right w:val="none" w:sz="0" w:space="0" w:color="auto"/>
-                <w:insideH w:val="none" w:sz="0" w:space="0" w:color="auto"/>
-                <w:insideV w:val="none" w:sz="0" w:space="0" w:color="auto"/>
+                <w:top w:val="nil"/>
+                <w:left w:val="nil"/>
+                <w:bottom w:val="nil"/>
+                <w:right w:val="nil"/>
+                <w:insideH w:val="nil"/>
+                <w:insideV w:val="nil"/>
               </w:tblBorders>
-              <w:tblLook w:val="04A0" w:firstRow="1" w:lastRow="0" w:firstColumn="1" w:lastColumn="0" w:noHBand="0" w:noVBand="1"/>
+              <w:tblLayout w:type="fixed"/>
+              <w:tblLook w:val="0400" w:firstRow="0" w:lastRow="0" w:firstColumn="0" w:lastColumn="0" w:noHBand="0" w:noVBand="1"/>
             </w:tblPr>
             <w:tblGrid>
               <w:gridCol w:w="5157"/>
@@ -529,7 +506,7 @@
                   <w:pPr>
                     <w:ind w:left="-57"/>
                     <w:rPr>
-                      <w:rFonts w:ascii="Inter" w:hAnsi="Inter"/>
+                      <w:rFonts w:ascii="Inter" w:eastAsia="Inter" w:hAnsi="Inter" w:cs="Inter"/>
                       <w:b/>
                       <w:bCs/>
                     </w:rPr>
@@ -537,7 +514,7 @@
                   <w:proofErr w:type="gramStart"/>
                   <w:r>
                     <w:rPr>
-                      <w:rFonts w:ascii="Inter" w:hAnsi="Inter"/>
+                      <w:rFonts w:ascii="Inter" w:eastAsia="Inter" w:hAnsi="Inter" w:cs="Inter"/>
                       <w:b/>
                       <w:bCs/>
                       <w:sz w:val="24"/>
@@ -548,7 +525,7 @@
                   <w:proofErr w:type="spellStart"/>
                   <w:r>
                     <w:rPr>
-                      <w:rFonts w:ascii="Inter" w:hAnsi="Inter"/>
+                      <w:rFonts w:ascii="Inter" w:eastAsia="Inter" w:hAnsi="Inter" w:cs="Inter"/>
                       <w:b/>
                       <w:bCs/>
                       <w:sz w:val="24"/>
@@ -559,7 +536,7 @@
                   <w:proofErr w:type="gramEnd"/>
                   <w:r>
                     <w:rPr>
-                      <w:rFonts w:ascii="Inter" w:hAnsi="Inter"/>
+                      <w:rFonts w:ascii="Inter" w:eastAsia="Inter" w:hAnsi="Inter" w:cs="Inter"/>
                       <w:b/>
                       <w:bCs/>
                       <w:sz w:val="24"/>
@@ -570,7 +547,7 @@
                   <w:proofErr w:type="spellEnd"/>
                   <w:r>
                     <w:rPr>
-                      <w:rFonts w:ascii="Inter" w:hAnsi="Inter"/>
+                      <w:rFonts w:ascii="Inter" w:eastAsia="Inter" w:hAnsi="Inter" w:cs="Inter"/>
                       <w:b/>
                       <w:bCs/>
                       <w:sz w:val="24"/>
@@ -593,14 +570,14 @@
                   <w:pPr>
                     <w:ind w:left="-57"/>
                     <w:rPr>
-                      <w:rFonts w:ascii="Inter" w:hAnsi="Inter"/>
+                      <w:rFonts w:ascii="Inter" w:eastAsia="Inter" w:hAnsi="Inter" w:cs="Inter"/>
                       <w:sz w:val="24"/>
                       <w:szCs w:val="24"/>
                     </w:rPr>
                   </w:pPr>
                   <w:r>
                     <w:rPr>
-                      <w:rFonts w:ascii="Inter" w:hAnsi="Inter"/>
+                      <w:rFonts w:ascii="Inter" w:eastAsia="Inter" w:hAnsi="Inter" w:cs="Inter"/>
                       <w:sz w:val="24"/>
                       <w:szCs w:val="24"/>
                     </w:rPr>
@@ -609,7 +586,7 @@
                   <w:proofErr w:type="gramStart"/>
                   <w:r>
                     <w:rPr>
-                      <w:rFonts w:ascii="Inter" w:hAnsi="Inter"/>
+                      <w:rFonts w:ascii="Inter" w:eastAsia="Inter" w:hAnsi="Inter" w:cs="Inter"/>
                       <w:sz w:val="24"/>
                       <w:szCs w:val="24"/>
                     </w:rPr>
@@ -618,7 +595,7 @@
                   <w:proofErr w:type="spellStart"/>
                   <w:r>
                     <w:rPr>
-                      <w:rFonts w:ascii="Inter" w:hAnsi="Inter"/>
+                      <w:rFonts w:ascii="Inter" w:eastAsia="Inter" w:hAnsi="Inter" w:cs="Inter"/>
                       <w:sz w:val="24"/>
                       <w:szCs w:val="24"/>
                     </w:rPr>
@@ -627,7 +604,7 @@
                   <w:proofErr w:type="gramEnd"/>
                   <w:r>
                     <w:rPr>
-                      <w:rFonts w:ascii="Inter" w:hAnsi="Inter"/>
+                      <w:rFonts w:ascii="Inter" w:eastAsia="Inter" w:hAnsi="Inter" w:cs="Inter"/>
                       <w:sz w:val="24"/>
                       <w:szCs w:val="24"/>
                     </w:rPr>
@@ -636,7 +613,7 @@
                   <w:proofErr w:type="spellEnd"/>
                   <w:r>
                     <w:rPr>
-                      <w:rFonts w:ascii="Inter" w:hAnsi="Inter"/>
+                      <w:rFonts w:ascii="Inter" w:eastAsia="Inter" w:hAnsi="Inter" w:cs="Inter"/>
                       <w:sz w:val="24"/>
                       <w:szCs w:val="24"/>
                     </w:rPr>
@@ -650,23 +627,26 @@
             <w:pPr>
               <w:ind w:left="-57"/>
               <w:rPr>
-                <w:rFonts w:ascii="Inter" w:hAnsi="Inter"/>
+                <w:rFonts w:ascii="Inter" w:eastAsia="Inter" w:hAnsi="Inter" w:cs="Inter"/>
+                <w:sz w:val="16"/>
+                <w:szCs w:val="16"/>
               </w:rPr>
             </w:pPr>
           </w:p>
           <w:tbl>
             <w:tblPr>
-              <w:tblStyle w:val="TableGrid"/>
-              <w:tblW w:w="0" w:type="auto"/>
+              <w:tblStyle w:val="a4"/>
+              <w:tblW w:w="5157" w:type="dxa"/>
               <w:tblBorders>
-                <w:top w:val="none" w:sz="0" w:space="0" w:color="auto"/>
-                <w:left w:val="none" w:sz="0" w:space="0" w:color="auto"/>
-                <w:bottom w:val="none" w:sz="0" w:space="0" w:color="auto"/>
-                <w:right w:val="none" w:sz="0" w:space="0" w:color="auto"/>
-                <w:insideH w:val="none" w:sz="0" w:space="0" w:color="auto"/>
-                <w:insideV w:val="none" w:sz="0" w:space="0" w:color="auto"/>
+                <w:top w:val="nil"/>
+                <w:left w:val="nil"/>
+                <w:bottom w:val="nil"/>
+                <w:right w:val="nil"/>
+                <w:insideH w:val="nil"/>
+                <w:insideV w:val="nil"/>
               </w:tblBorders>
-              <w:tblLook w:val="04A0" w:firstRow="1" w:lastRow="0" w:firstColumn="1" w:lastColumn="0" w:noHBand="0" w:noVBand="1"/>
+              <w:tblLayout w:type="fixed"/>
+              <w:tblLook w:val="0400" w:firstRow="0" w:lastRow="0" w:firstColumn="0" w:lastColumn="0" w:noHBand="0" w:noVBand="1"/>
             </w:tblPr>
             <w:tblGrid>
               <w:gridCol w:w="1868"/>
@@ -685,14 +665,14 @@
                   <w:pPr>
                     <w:ind w:left="-57"/>
                     <w:rPr>
-                      <w:rFonts w:ascii="Inter" w:hAnsi="Inter"/>
-                      <w:b/>
-                      <w:bCs/>
-                    </w:rPr>
-                  </w:pPr>
-                  <w:r>
-                    <w:rPr>
-                      <w:rFonts w:ascii="Inter" w:hAnsi="Inter"/>
+                      <w:rFonts w:ascii="Inter" w:eastAsia="Inter" w:hAnsi="Inter" w:cs="Inter"/>
+                      <w:b/>
+                      <w:bCs/>
+                    </w:rPr>
+                  </w:pPr>
+                  <w:r>
+                    <w:rPr>
+                      <w:rFonts w:ascii="Inter" w:eastAsia="Inter" w:hAnsi="Inter" w:cs="Inter"/>
                       <w:b/>
                       <w:bCs/>
                       <w:sz w:val="18"/>
@@ -715,16 +695,16 @@
                   <w:pPr>
                     <w:ind w:left="-57"/>
                     <w:rPr>
-                      <w:rFonts w:ascii="Inter" w:hAnsi="Inter"/>
-                      <w:b/>
-                      <w:bCs/>
-                      <w:sz w:val="17"/>
-                      <w:szCs w:val="17"/>
-                    </w:rPr>
-                  </w:pPr>
-                  <w:r>
-                    <w:rPr>
-                      <w:rFonts w:ascii="Inter" w:hAnsi="Inter"/>
+                      <w:rFonts w:ascii="Inter" w:eastAsia="Inter" w:hAnsi="Inter" w:cs="Inter"/>
+                      <w:b/>
+                      <w:bCs/>
+                      <w:sz w:val="17"/>
+                      <w:szCs w:val="17"/>
+                    </w:rPr>
+                  </w:pPr>
+                  <w:r>
+                    <w:rPr>
+                      <w:rFonts w:ascii="Inter" w:eastAsia="Inter" w:hAnsi="Inter" w:cs="Inter"/>
                       <w:b/>
                       <w:bCs/>
                       <w:sz w:val="17"/>
@@ -742,7 +722,7 @@
                   <w:pPr>
                     <w:ind w:left="-57"/>
                     <w:rPr>
-                      <w:rFonts w:ascii="Inter" w:hAnsi="Inter"/>
+                      <w:rFonts w:ascii="Inter" w:eastAsia="Inter" w:hAnsi="Inter" w:cs="Inter"/>
                       <w:sz w:val="17"/>
                       <w:szCs w:val="17"/>
                     </w:rPr>
@@ -750,7 +730,7 @@
                   <w:proofErr w:type="gramStart"/>
                   <w:r>
                     <w:rPr>
-                      <w:rFonts w:ascii="Inter" w:eastAsia="Inter" w:hAnsi="Inter" w:cstheme="minorHAnsi"/>
+                      <w:rFonts w:ascii="Inter" w:eastAsia="Inter" w:hAnsi="Inter" w:cs="Inter"/>
                       <w:color w:val="000000"/>
                       <w:sz w:val="17"/>
                       <w:szCs w:val="17"/>
@@ -760,7 +740,7 @@
                   <w:proofErr w:type="gramEnd"/>
                   <w:r>
                     <w:rPr>
-                      <w:rFonts w:ascii="Inter" w:eastAsia="Inter" w:hAnsi="Inter" w:cstheme="minorHAnsi"/>
+                      <w:rFonts w:ascii="Inter" w:eastAsia="Inter" w:hAnsi="Inter" w:cs="Inter"/>
                       <w:color w:val="000000"/>
                       <w:sz w:val="17"/>
                       <w:szCs w:val="17"/>
@@ -782,16 +762,16 @@
                   <w:pPr>
                     <w:ind w:left="-57"/>
                     <w:rPr>
-                      <w:rFonts w:ascii="Inter" w:hAnsi="Inter"/>
-                      <w:b/>
-                      <w:bCs/>
-                      <w:sz w:val="17"/>
-                      <w:szCs w:val="17"/>
-                    </w:rPr>
-                  </w:pPr>
-                  <w:r>
-                    <w:rPr>
-                      <w:rFonts w:ascii="Inter" w:hAnsi="Inter"/>
+                      <w:rFonts w:ascii="Inter" w:eastAsia="Inter" w:hAnsi="Inter" w:cs="Inter"/>
+                      <w:b/>
+                      <w:bCs/>
+                      <w:sz w:val="17"/>
+                      <w:szCs w:val="17"/>
+                    </w:rPr>
+                  </w:pPr>
+                  <w:r>
+                    <w:rPr>
+                      <w:rFonts w:ascii="Inter" w:eastAsia="Inter" w:hAnsi="Inter" w:cs="Inter"/>
                       <w:b/>
                       <w:bCs/>
                       <w:sz w:val="17"/>
@@ -809,7 +789,7 @@
                   <w:pPr>
                     <w:ind w:left="-57"/>
                     <w:rPr>
-                      <w:rFonts w:ascii="Inter" w:hAnsi="Inter"/>
+                      <w:rFonts w:ascii="Inter" w:eastAsia="Inter" w:hAnsi="Inter" w:cs="Inter"/>
                       <w:sz w:val="17"/>
                       <w:szCs w:val="17"/>
                     </w:rPr>
@@ -817,7 +797,7 @@
                   <w:proofErr w:type="gramStart"/>
                   <w:r>
                     <w:rPr>
-                      <w:rFonts w:ascii="Inter" w:eastAsia="Inter" w:hAnsi="Inter" w:cstheme="minorHAnsi"/>
+                      <w:rFonts w:ascii="Inter" w:eastAsia="Inter" w:hAnsi="Inter" w:cs="Inter"/>
                       <w:color w:val="000000"/>
                       <w:sz w:val="17"/>
                       <w:szCs w:val="17"/>
@@ -827,7 +807,7 @@
                   <w:proofErr w:type="gramEnd"/>
                   <w:r>
                     <w:rPr>
-                      <w:rFonts w:ascii="Inter" w:eastAsia="Inter" w:hAnsi="Inter" w:cstheme="minorHAnsi"/>
+                      <w:rFonts w:ascii="Inter" w:eastAsia="Inter" w:hAnsi="Inter" w:cs="Inter"/>
                       <w:color w:val="000000"/>
                       <w:sz w:val="17"/>
                       <w:szCs w:val="17"/>
@@ -849,16 +829,16 @@
                   <w:pPr>
                     <w:ind w:left="-57"/>
                     <w:rPr>
-                      <w:rFonts w:ascii="Inter" w:hAnsi="Inter"/>
-                      <w:b/>
-                      <w:bCs/>
-                      <w:sz w:val="17"/>
-                      <w:szCs w:val="17"/>
-                    </w:rPr>
-                  </w:pPr>
-                  <w:r>
-                    <w:rPr>
-                      <w:rFonts w:ascii="Inter" w:hAnsi="Inter"/>
+                      <w:rFonts w:ascii="Inter" w:eastAsia="Inter" w:hAnsi="Inter" w:cs="Inter"/>
+                      <w:b/>
+                      <w:bCs/>
+                      <w:sz w:val="17"/>
+                      <w:szCs w:val="17"/>
+                    </w:rPr>
+                  </w:pPr>
+                  <w:r>
+                    <w:rPr>
+                      <w:rFonts w:ascii="Inter" w:eastAsia="Inter" w:hAnsi="Inter" w:cs="Inter"/>
                       <w:b/>
                       <w:bCs/>
                       <w:sz w:val="17"/>
@@ -876,7 +856,7 @@
                   <w:pPr>
                     <w:ind w:left="-57"/>
                     <w:rPr>
-                      <w:rFonts w:ascii="Inter" w:hAnsi="Inter"/>
+                      <w:rFonts w:ascii="Inter" w:eastAsia="Inter" w:hAnsi="Inter" w:cs="Inter"/>
                       <w:sz w:val="17"/>
                       <w:szCs w:val="17"/>
                     </w:rPr>
@@ -884,7 +864,7 @@
                   <w:proofErr w:type="gramStart"/>
                   <w:r>
                     <w:rPr>
-                      <w:rFonts w:ascii="Inter" w:eastAsia="Inter" w:hAnsi="Inter" w:cstheme="minorHAnsi"/>
+                      <w:rFonts w:ascii="Inter" w:eastAsia="Inter" w:hAnsi="Inter" w:cs="Inter"/>
                       <w:color w:val="000000"/>
                       <w:sz w:val="17"/>
                       <w:szCs w:val="17"/>
@@ -894,7 +874,7 @@
                   <w:proofErr w:type="gramEnd"/>
                   <w:r>
                     <w:rPr>
-                      <w:rFonts w:ascii="Inter" w:eastAsia="Inter" w:hAnsi="Inter" w:cstheme="minorHAnsi"/>
+                      <w:rFonts w:ascii="Inter" w:eastAsia="Inter" w:hAnsi="Inter" w:cs="Inter"/>
                       <w:color w:val="000000"/>
                       <w:sz w:val="17"/>
                       <w:szCs w:val="17"/>
@@ -916,16 +896,16 @@
                   <w:pPr>
                     <w:ind w:left="-57"/>
                     <w:rPr>
-                      <w:rFonts w:ascii="Inter" w:hAnsi="Inter"/>
-                      <w:b/>
-                      <w:bCs/>
-                      <w:sz w:val="17"/>
-                      <w:szCs w:val="17"/>
-                    </w:rPr>
-                  </w:pPr>
-                  <w:r>
-                    <w:rPr>
-                      <w:rFonts w:ascii="Inter" w:hAnsi="Inter"/>
+                      <w:rFonts w:ascii="Inter" w:eastAsia="Inter" w:hAnsi="Inter" w:cs="Inter"/>
+                      <w:b/>
+                      <w:bCs/>
+                      <w:sz w:val="17"/>
+                      <w:szCs w:val="17"/>
+                    </w:rPr>
+                  </w:pPr>
+                  <w:r>
+                    <w:rPr>
+                      <w:rFonts w:ascii="Inter" w:eastAsia="Inter" w:hAnsi="Inter" w:cs="Inter"/>
                       <w:b/>
                       <w:bCs/>
                       <w:sz w:val="17"/>
@@ -943,7 +923,7 @@
                   <w:pPr>
                     <w:ind w:left="-57"/>
                     <w:rPr>
-                      <w:rFonts w:ascii="Inter" w:hAnsi="Inter"/>
+                      <w:rFonts w:ascii="Inter" w:eastAsia="Inter" w:hAnsi="Inter" w:cs="Inter"/>
                       <w:sz w:val="17"/>
                       <w:szCs w:val="17"/>
                     </w:rPr>
@@ -951,7 +931,7 @@
                   <w:proofErr w:type="gramStart"/>
                   <w:r>
                     <w:rPr>
-                      <w:rFonts w:ascii="Inter" w:eastAsia="Inter" w:hAnsi="Inter" w:cstheme="minorHAnsi"/>
+                      <w:rFonts w:ascii="Inter" w:eastAsia="Inter" w:hAnsi="Inter" w:cs="Inter"/>
                       <w:color w:val="000000"/>
                       <w:sz w:val="17"/>
                       <w:szCs w:val="17"/>
@@ -961,7 +941,7 @@
                   <w:proofErr w:type="gramEnd"/>
                   <w:r>
                     <w:rPr>
-                      <w:rFonts w:ascii="Inter" w:eastAsia="Inter" w:hAnsi="Inter" w:cstheme="minorHAnsi"/>
+                      <w:rFonts w:ascii="Inter" w:eastAsia="Inter" w:hAnsi="Inter" w:cs="Inter"/>
                       <w:color w:val="000000"/>
                       <w:sz w:val="17"/>
                       <w:szCs w:val="17"/>
@@ -983,16 +963,16 @@
                   <w:pPr>
                     <w:ind w:left="-57"/>
                     <w:rPr>
-                      <w:rFonts w:ascii="Inter" w:hAnsi="Inter"/>
-                      <w:b/>
-                      <w:bCs/>
-                      <w:sz w:val="17"/>
-                      <w:szCs w:val="17"/>
-                    </w:rPr>
-                  </w:pPr>
-                  <w:r>
-                    <w:rPr>
-                      <w:rFonts w:ascii="Inter" w:hAnsi="Inter"/>
+                      <w:rFonts w:ascii="Inter" w:eastAsia="Inter" w:hAnsi="Inter" w:cs="Inter"/>
+                      <w:b/>
+                      <w:bCs/>
+                      <w:sz w:val="17"/>
+                      <w:szCs w:val="17"/>
+                    </w:rPr>
+                  </w:pPr>
+                  <w:r>
+                    <w:rPr>
+                      <w:rFonts w:ascii="Inter" w:eastAsia="Inter" w:hAnsi="Inter" w:cs="Inter"/>
                       <w:b/>
                       <w:bCs/>
                       <w:sz w:val="17"/>
@@ -1010,7 +990,7 @@
                   <w:pPr>
                     <w:ind w:left="-57"/>
                     <w:rPr>
-                      <w:rFonts w:ascii="Inter" w:hAnsi="Inter"/>
+                      <w:rFonts w:ascii="Inter" w:eastAsia="Inter" w:hAnsi="Inter" w:cs="Inter"/>
                       <w:b/>
                       <w:bCs/>
                       <w:sz w:val="17"/>
@@ -1020,10 +1000,7 @@
                   <w:proofErr w:type="gramStart"/>
                   <w:r>
                     <w:rPr>
-                      <w:rStyle w:val="Strong"/>
-                      <w:rFonts w:ascii="Inter" w:eastAsia="Inter" w:hAnsi="Inter" w:cstheme="minorHAnsi"/>
-                      <w:b w:val="0"/>
-                      <w:bCs w:val="0"/>
+                      <w:rFonts w:ascii="Inter" w:eastAsia="Inter" w:hAnsi="Inter" w:cs="Inter"/>
                       <w:color w:val="000000"/>
                       <w:sz w:val="17"/>
                       <w:szCs w:val="17"/>
@@ -1033,10 +1010,7 @@
                   <w:proofErr w:type="gramEnd"/>
                   <w:r>
                     <w:rPr>
-                      <w:rStyle w:val="Strong"/>
-                      <w:rFonts w:ascii="Inter" w:eastAsia="Inter" w:hAnsi="Inter" w:cstheme="minorHAnsi"/>
-                      <w:b w:val="0"/>
-                      <w:bCs w:val="0"/>
+                      <w:rFonts w:ascii="Inter" w:eastAsia="Inter" w:hAnsi="Inter" w:cs="Inter"/>
                       <w:color w:val="000000"/>
                       <w:sz w:val="17"/>
                       <w:szCs w:val="17"/>
@@ -1058,16 +1032,16 @@
                   <w:pPr>
                     <w:ind w:left="-57"/>
                     <w:rPr>
-                      <w:rFonts w:ascii="Inter" w:hAnsi="Inter"/>
-                      <w:b/>
-                      <w:bCs/>
-                      <w:sz w:val="17"/>
-                      <w:szCs w:val="17"/>
-                    </w:rPr>
-                  </w:pPr>
-                  <w:r>
-                    <w:rPr>
-                      <w:rFonts w:ascii="Inter" w:hAnsi="Inter"/>
+                      <w:rFonts w:ascii="Inter" w:eastAsia="Inter" w:hAnsi="Inter" w:cs="Inter"/>
+                      <w:b/>
+                      <w:bCs/>
+                      <w:sz w:val="17"/>
+                      <w:szCs w:val="17"/>
+                    </w:rPr>
+                  </w:pPr>
+                  <w:r>
+                    <w:rPr>
+                      <w:rFonts w:ascii="Inter" w:eastAsia="Inter" w:hAnsi="Inter" w:cs="Inter"/>
                       <w:b/>
                       <w:bCs/>
                       <w:sz w:val="17"/>
@@ -1085,7 +1059,7 @@
                   <w:pPr>
                     <w:ind w:left="-57"/>
                     <w:rPr>
-                      <w:rFonts w:ascii="Inter" w:hAnsi="Inter"/>
+                      <w:rFonts w:ascii="Inter" w:eastAsia="Inter" w:hAnsi="Inter" w:cs="Inter"/>
                       <w:sz w:val="17"/>
                       <w:szCs w:val="17"/>
                     </w:rPr>
@@ -1093,7 +1067,7 @@
                   <w:proofErr w:type="gramStart"/>
                   <w:r>
                     <w:rPr>
-                      <w:rFonts w:ascii="Inter" w:eastAsia="Inter" w:hAnsi="Inter" w:cstheme="minorHAnsi"/>
+                      <w:rFonts w:ascii="Inter" w:eastAsia="Inter" w:hAnsi="Inter" w:cs="Inter"/>
                       <w:color w:val="000000"/>
                       <w:sz w:val="17"/>
                       <w:szCs w:val="17"/>
@@ -1103,7 +1077,7 @@
                   <w:proofErr w:type="gramEnd"/>
                   <w:r>
                     <w:rPr>
-                      <w:rFonts w:ascii="Inter" w:eastAsia="Inter" w:hAnsi="Inter" w:cstheme="minorHAnsi"/>
+                      <w:rFonts w:ascii="Inter" w:eastAsia="Inter" w:hAnsi="Inter" w:cs="Inter"/>
                       <w:color w:val="000000"/>
                       <w:sz w:val="17"/>
                       <w:szCs w:val="17"/>
@@ -1125,16 +1099,16 @@
                   <w:pPr>
                     <w:ind w:left="-57"/>
                     <w:rPr>
-                      <w:rFonts w:ascii="Inter" w:hAnsi="Inter"/>
-                      <w:b/>
-                      <w:bCs/>
-                      <w:sz w:val="17"/>
-                      <w:szCs w:val="17"/>
-                    </w:rPr>
-                  </w:pPr>
-                  <w:r>
-                    <w:rPr>
-                      <w:rFonts w:ascii="Inter" w:hAnsi="Inter"/>
+                      <w:rFonts w:ascii="Inter" w:eastAsia="Inter" w:hAnsi="Inter" w:cs="Inter"/>
+                      <w:b/>
+                      <w:bCs/>
+                      <w:sz w:val="17"/>
+                      <w:szCs w:val="17"/>
+                    </w:rPr>
+                  </w:pPr>
+                  <w:r>
+                    <w:rPr>
+                      <w:rFonts w:ascii="Inter" w:eastAsia="Inter" w:hAnsi="Inter" w:cs="Inter"/>
                       <w:b/>
                       <w:bCs/>
                       <w:sz w:val="17"/>
@@ -1152,7 +1126,7 @@
                   <w:pPr>
                     <w:ind w:left="-57"/>
                     <w:rPr>
-                      <w:rFonts w:ascii="Inter" w:hAnsi="Inter"/>
+                      <w:rFonts w:ascii="Inter" w:eastAsia="Inter" w:hAnsi="Inter" w:cs="Inter"/>
                       <w:b/>
                       <w:bCs/>
                       <w:sz w:val="17"/>
@@ -1162,10 +1136,7 @@
                   <w:proofErr w:type="gramStart"/>
                   <w:r>
                     <w:rPr>
-                      <w:rStyle w:val="Strong"/>
-                      <w:rFonts w:ascii="Inter" w:eastAsia="Inter" w:hAnsi="Inter" w:cstheme="minorHAnsi"/>
-                      <w:b w:val="0"/>
-                      <w:bCs w:val="0"/>
+                      <w:rFonts w:ascii="Inter" w:eastAsia="Inter" w:hAnsi="Inter" w:cs="Inter"/>
                       <w:color w:val="000000"/>
                       <w:sz w:val="17"/>
                       <w:szCs w:val="17"/>
@@ -1175,10 +1146,7 @@
                   <w:proofErr w:type="gramEnd"/>
                   <w:r>
                     <w:rPr>
-                      <w:rStyle w:val="Strong"/>
-                      <w:rFonts w:ascii="Inter" w:eastAsia="Inter" w:hAnsi="Inter" w:cstheme="minorHAnsi"/>
-                      <w:b w:val="0"/>
-                      <w:bCs w:val="0"/>
+                      <w:rFonts w:ascii="Inter" w:eastAsia="Inter" w:hAnsi="Inter" w:cs="Inter"/>
                       <w:color w:val="000000"/>
                       <w:sz w:val="17"/>
                       <w:szCs w:val="17"/>
@@ -1200,16 +1168,16 @@
                   <w:pPr>
                     <w:ind w:left="-57"/>
                     <w:rPr>
-                      <w:rFonts w:ascii="Inter" w:hAnsi="Inter"/>
-                      <w:b/>
-                      <w:bCs/>
-                      <w:sz w:val="17"/>
-                      <w:szCs w:val="17"/>
-                    </w:rPr>
-                  </w:pPr>
-                  <w:r>
-                    <w:rPr>
-                      <w:rFonts w:ascii="Inter" w:hAnsi="Inter"/>
+                      <w:rFonts w:ascii="Inter" w:eastAsia="Inter" w:hAnsi="Inter" w:cs="Inter"/>
+                      <w:b/>
+                      <w:bCs/>
+                      <w:sz w:val="17"/>
+                      <w:szCs w:val="17"/>
+                    </w:rPr>
+                  </w:pPr>
+                  <w:r>
+                    <w:rPr>
+                      <w:rFonts w:ascii="Inter" w:eastAsia="Inter" w:hAnsi="Inter" w:cs="Inter"/>
                       <w:b/>
                       <w:bCs/>
                       <w:sz w:val="17"/>
@@ -1227,7 +1195,7 @@
                   <w:pPr>
                     <w:ind w:left="-57"/>
                     <w:rPr>
-                      <w:rFonts w:ascii="Inter" w:hAnsi="Inter"/>
+                      <w:rFonts w:ascii="Inter" w:eastAsia="Inter" w:hAnsi="Inter" w:cs="Inter"/>
                       <w:b/>
                       <w:bCs/>
                       <w:sz w:val="17"/>
@@ -1237,10 +1205,7 @@
                   <w:proofErr w:type="gramStart"/>
                   <w:r>
                     <w:rPr>
-                      <w:rStyle w:val="Strong"/>
-                      <w:rFonts w:ascii="Inter" w:eastAsia="Inter" w:hAnsi="Inter" w:cstheme="minorHAnsi"/>
-                      <w:b w:val="0"/>
-                      <w:bCs w:val="0"/>
+                      <w:rFonts w:ascii="Inter" w:eastAsia="Inter" w:hAnsi="Inter" w:cs="Inter"/>
                       <w:color w:val="000000"/>
                       <w:sz w:val="17"/>
                       <w:szCs w:val="17"/>
@@ -1250,10 +1215,7 @@
                   <w:proofErr w:type="gramEnd"/>
                   <w:r>
                     <w:rPr>
-                      <w:rStyle w:val="Strong"/>
-                      <w:rFonts w:ascii="Inter" w:eastAsia="Inter" w:hAnsi="Inter" w:cstheme="minorHAnsi"/>
-                      <w:b w:val="0"/>
-                      <w:bCs w:val="0"/>
+                      <w:rFonts w:ascii="Inter" w:eastAsia="Inter" w:hAnsi="Inter" w:cs="Inter"/>
                       <w:color w:val="000000"/>
                       <w:sz w:val="17"/>
                       <w:szCs w:val="17"/>
@@ -1267,7 +1229,7 @@
           <w:p>
             <w:pPr>
               <w:rPr>
-                <w:rFonts w:ascii="Inter" w:hAnsi="Inter"/>
+                <w:rFonts w:ascii="Inter" w:eastAsia="Inter" w:hAnsi="Inter" w:cs="Inter"/>
                 <w:sz w:val="16"/>
                 <w:szCs w:val="16"/>
               </w:rPr>
@@ -1275,17 +1237,18 @@
           </w:p>
           <w:tbl>
             <w:tblPr>
-              <w:tblStyle w:val="TableGrid"/>
-              <w:tblW w:w="0" w:type="auto"/>
+              <w:tblStyle w:val="a5"/>
+              <w:tblW w:w="5144" w:type="dxa"/>
               <w:tblBorders>
-                <w:top w:val="none" w:sz="0" w:space="0" w:color="auto"/>
-                <w:left w:val="none" w:sz="0" w:space="0" w:color="auto"/>
-                <w:bottom w:val="none" w:sz="0" w:space="0" w:color="auto"/>
-                <w:right w:val="none" w:sz="0" w:space="0" w:color="auto"/>
-                <w:insideH w:val="none" w:sz="0" w:space="0" w:color="auto"/>
-                <w:insideV w:val="none" w:sz="0" w:space="0" w:color="auto"/>
+                <w:top w:val="nil"/>
+                <w:left w:val="nil"/>
+                <w:bottom w:val="nil"/>
+                <w:right w:val="nil"/>
+                <w:insideH w:val="nil"/>
+                <w:insideV w:val="nil"/>
               </w:tblBorders>
-              <w:tblLook w:val="04A0" w:firstRow="1" w:lastRow="0" w:firstColumn="1" w:lastColumn="0" w:noHBand="0" w:noVBand="1"/>
+              <w:tblLayout w:type="fixed"/>
+              <w:tblLook w:val="0400" w:firstRow="0" w:lastRow="0" w:firstColumn="0" w:lastColumn="0" w:noHBand="0" w:noVBand="1"/>
             </w:tblPr>
             <w:tblGrid>
               <w:gridCol w:w="1865"/>
@@ -1304,14 +1267,14 @@
                   <w:pPr>
                     <w:ind w:left="-57"/>
                     <w:rPr>
-                      <w:rFonts w:ascii="Inter" w:hAnsi="Inter"/>
-                      <w:b/>
-                      <w:bCs/>
-                    </w:rPr>
-                  </w:pPr>
-                  <w:r>
-                    <w:rPr>
-                      <w:rFonts w:ascii="Inter" w:hAnsi="Inter"/>
+                      <w:rFonts w:ascii="Inter" w:eastAsia="Inter" w:hAnsi="Inter" w:cs="Inter"/>
+                      <w:b/>
+                      <w:bCs/>
+                    </w:rPr>
+                  </w:pPr>
+                  <w:r>
+                    <w:rPr>
+                      <w:rFonts w:ascii="Inter" w:eastAsia="Inter" w:hAnsi="Inter" w:cs="Inter"/>
                       <w:b/>
                       <w:bCs/>
                       <w:sz w:val="18"/>
@@ -1334,16 +1297,16 @@
                   <w:pPr>
                     <w:ind w:left="-57"/>
                     <w:rPr>
-                      <w:rFonts w:ascii="Inter" w:hAnsi="Inter"/>
-                      <w:b/>
-                      <w:bCs/>
-                      <w:sz w:val="17"/>
-                      <w:szCs w:val="17"/>
-                    </w:rPr>
-                  </w:pPr>
-                  <w:r>
-                    <w:rPr>
-                      <w:rFonts w:ascii="Inter" w:hAnsi="Inter"/>
+                      <w:rFonts w:ascii="Inter" w:eastAsia="Inter" w:hAnsi="Inter" w:cs="Inter"/>
+                      <w:b/>
+                      <w:bCs/>
+                      <w:sz w:val="17"/>
+                      <w:szCs w:val="17"/>
+                    </w:rPr>
+                  </w:pPr>
+                  <w:r>
+                    <w:rPr>
+                      <w:rFonts w:ascii="Inter" w:eastAsia="Inter" w:hAnsi="Inter" w:cs="Inter"/>
                       <w:b/>
                       <w:bCs/>
                       <w:sz w:val="17"/>
@@ -1361,7 +1324,7 @@
                   <w:pPr>
                     <w:ind w:left="-57"/>
                     <w:rPr>
-                      <w:rFonts w:ascii="Inter" w:hAnsi="Inter"/>
+                      <w:rFonts w:ascii="Inter" w:eastAsia="Inter" w:hAnsi="Inter" w:cs="Inter"/>
                       <w:b/>
                       <w:bCs/>
                       <w:sz w:val="17"/>
@@ -1371,7 +1334,7 @@
                   <w:proofErr w:type="gramStart"/>
                   <w:r>
                     <w:rPr>
-                      <w:rFonts w:ascii="Inter" w:eastAsia="Inter" w:hAnsi="Inter" w:cstheme="minorHAnsi"/>
+                      <w:rFonts w:ascii="Inter" w:eastAsia="Inter" w:hAnsi="Inter" w:cs="Inter"/>
                       <w:color w:val="000000"/>
                       <w:sz w:val="17"/>
                       <w:szCs w:val="17"/>
@@ -1381,7 +1344,7 @@
                   <w:proofErr w:type="gramEnd"/>
                   <w:r>
                     <w:rPr>
-                      <w:rFonts w:ascii="Inter" w:eastAsia="Inter" w:hAnsi="Inter" w:cstheme="minorHAnsi"/>
+                      <w:rFonts w:ascii="Inter" w:eastAsia="Inter" w:hAnsi="Inter" w:cs="Inter"/>
                       <w:color w:val="000000"/>
                       <w:sz w:val="17"/>
                       <w:szCs w:val="17"/>
@@ -1403,16 +1366,16 @@
                   <w:pPr>
                     <w:ind w:left="-57"/>
                     <w:rPr>
-                      <w:rFonts w:ascii="Inter" w:hAnsi="Inter"/>
-                      <w:b/>
-                      <w:bCs/>
-                      <w:sz w:val="17"/>
-                      <w:szCs w:val="17"/>
-                    </w:rPr>
-                  </w:pPr>
-                  <w:r>
-                    <w:rPr>
-                      <w:rFonts w:ascii="Inter" w:hAnsi="Inter"/>
+                      <w:rFonts w:ascii="Inter" w:eastAsia="Inter" w:hAnsi="Inter" w:cs="Inter"/>
+                      <w:b/>
+                      <w:bCs/>
+                      <w:sz w:val="17"/>
+                      <w:szCs w:val="17"/>
+                    </w:rPr>
+                  </w:pPr>
+                  <w:r>
+                    <w:rPr>
+                      <w:rFonts w:ascii="Inter" w:eastAsia="Inter" w:hAnsi="Inter" w:cs="Inter"/>
                       <w:b/>
                       <w:bCs/>
                       <w:sz w:val="17"/>
@@ -1430,7 +1393,7 @@
                   <w:pPr>
                     <w:ind w:left="-57"/>
                     <w:rPr>
-                      <w:rFonts w:ascii="Inter" w:hAnsi="Inter"/>
+                      <w:rFonts w:ascii="Inter" w:eastAsia="Inter" w:hAnsi="Inter" w:cs="Inter"/>
                       <w:b/>
                       <w:bCs/>
                       <w:sz w:val="17"/>
@@ -1440,7 +1403,7 @@
                   <w:proofErr w:type="gramStart"/>
                   <w:r>
                     <w:rPr>
-                      <w:rFonts w:ascii="Inter" w:eastAsia="Inter" w:hAnsi="Inter" w:cstheme="minorHAnsi"/>
+                      <w:rFonts w:ascii="Inter" w:eastAsia="Inter" w:hAnsi="Inter" w:cs="Inter"/>
                       <w:color w:val="000000"/>
                       <w:sz w:val="17"/>
                       <w:szCs w:val="17"/>
@@ -1450,7 +1413,7 @@
                   <w:proofErr w:type="gramEnd"/>
                   <w:r>
                     <w:rPr>
-                      <w:rFonts w:ascii="Inter" w:eastAsia="Inter" w:hAnsi="Inter" w:cstheme="minorHAnsi"/>
+                      <w:rFonts w:ascii="Inter" w:eastAsia="Inter" w:hAnsi="Inter" w:cs="Inter"/>
                       <w:color w:val="000000"/>
                       <w:sz w:val="17"/>
                       <w:szCs w:val="17"/>
@@ -1472,16 +1435,16 @@
                   <w:pPr>
                     <w:ind w:left="-57"/>
                     <w:rPr>
-                      <w:rFonts w:ascii="Inter" w:hAnsi="Inter"/>
-                      <w:b/>
-                      <w:bCs/>
-                      <w:sz w:val="17"/>
-                      <w:szCs w:val="17"/>
-                    </w:rPr>
-                  </w:pPr>
-                  <w:r>
-                    <w:rPr>
-                      <w:rFonts w:ascii="Inter" w:hAnsi="Inter"/>
+                      <w:rFonts w:ascii="Inter" w:eastAsia="Inter" w:hAnsi="Inter" w:cs="Inter"/>
+                      <w:b/>
+                      <w:bCs/>
+                      <w:sz w:val="17"/>
+                      <w:szCs w:val="17"/>
+                    </w:rPr>
+                  </w:pPr>
+                  <w:r>
+                    <w:rPr>
+                      <w:rFonts w:ascii="Inter" w:eastAsia="Inter" w:hAnsi="Inter" w:cs="Inter"/>
                       <w:b/>
                       <w:bCs/>
                       <w:sz w:val="17"/>
@@ -1499,7 +1462,7 @@
                   <w:pPr>
                     <w:ind w:left="-57"/>
                     <w:rPr>
-                      <w:rFonts w:ascii="Inter" w:eastAsia="Inter" w:hAnsi="Inter" w:cstheme="minorHAnsi"/>
+                      <w:rFonts w:ascii="Inter" w:eastAsia="Inter" w:hAnsi="Inter" w:cs="Inter"/>
                       <w:color w:val="000000"/>
                       <w:sz w:val="17"/>
                       <w:szCs w:val="17"/>
@@ -1508,7 +1471,7 @@
                   <w:proofErr w:type="gramStart"/>
                   <w:r>
                     <w:rPr>
-                      <w:rFonts w:ascii="Inter" w:eastAsia="Inter" w:hAnsi="Inter" w:cstheme="minorHAnsi"/>
+                      <w:rFonts w:ascii="Inter" w:eastAsia="Inter" w:hAnsi="Inter" w:cs="Inter"/>
                       <w:color w:val="000000"/>
                       <w:sz w:val="17"/>
                       <w:szCs w:val="17"/>
@@ -1518,7 +1481,7 @@
                   <w:proofErr w:type="gramEnd"/>
                   <w:r>
                     <w:rPr>
-                      <w:rFonts w:ascii="Inter" w:eastAsia="Inter" w:hAnsi="Inter" w:cstheme="minorHAnsi"/>
+                      <w:rFonts w:ascii="Inter" w:eastAsia="Inter" w:hAnsi="Inter" w:cs="Inter"/>
                       <w:color w:val="000000"/>
                       <w:sz w:val="17"/>
                       <w:szCs w:val="17"/>
@@ -1532,7 +1495,7 @@
           <w:p>
             <w:pPr>
               <w:rPr>
-                <w:rFonts w:ascii="Inter" w:hAnsi="Inter"/>
+                <w:rFonts w:ascii="Inter" w:eastAsia="Inter" w:hAnsi="Inter" w:cs="Inter"/>
                 <w:sz w:val="16"/>
                 <w:szCs w:val="16"/>
               </w:rPr>
@@ -1540,17 +1503,18 @@
           </w:p>
           <w:tbl>
             <w:tblPr>
-              <w:tblStyle w:val="TableGrid"/>
-              <w:tblW w:w="0" w:type="auto"/>
+              <w:tblStyle w:val="a6"/>
+              <w:tblW w:w="5157" w:type="dxa"/>
               <w:tblBorders>
-                <w:top w:val="none" w:sz="0" w:space="0" w:color="auto"/>
-                <w:left w:val="none" w:sz="0" w:space="0" w:color="auto"/>
-                <w:bottom w:val="none" w:sz="0" w:space="0" w:color="auto"/>
-                <w:right w:val="none" w:sz="0" w:space="0" w:color="auto"/>
-                <w:insideH w:val="none" w:sz="0" w:space="0" w:color="auto"/>
-                <w:insideV w:val="none" w:sz="0" w:space="0" w:color="auto"/>
+                <w:top w:val="nil"/>
+                <w:left w:val="nil"/>
+                <w:bottom w:val="nil"/>
+                <w:right w:val="nil"/>
+                <w:insideH w:val="nil"/>
+                <w:insideV w:val="nil"/>
               </w:tblBorders>
-              <w:tblLook w:val="04A0" w:firstRow="1" w:lastRow="0" w:firstColumn="1" w:lastColumn="0" w:noHBand="0" w:noVBand="1"/>
+              <w:tblLayout w:type="fixed"/>
+              <w:tblLook w:val="0400" w:firstRow="0" w:lastRow="0" w:firstColumn="0" w:lastColumn="0" w:noHBand="0" w:noVBand="1"/>
             </w:tblPr>
             <w:tblGrid>
               <w:gridCol w:w="1868"/>
@@ -1569,7 +1533,7 @@
                   <w:pPr>
                     <w:ind w:left="-57"/>
                     <w:rPr>
-                      <w:rFonts w:ascii="Inter" w:hAnsi="Inter"/>
+                      <w:rFonts w:ascii="Inter" w:eastAsia="Inter" w:hAnsi="Inter" w:cs="Inter"/>
                       <w:b/>
                       <w:bCs/>
                       <w:sz w:val="18"/>
@@ -1578,7 +1542,7 @@
                   </w:pPr>
                   <w:r>
                     <w:rPr>
-                      <w:rFonts w:ascii="Inter" w:hAnsi="Inter"/>
+                      <w:rFonts w:ascii="Inter" w:eastAsia="Inter" w:hAnsi="Inter" w:cs="Inter"/>
                       <w:b/>
                       <w:bCs/>
                       <w:sz w:val="18"/>
@@ -1601,16 +1565,16 @@
                   <w:pPr>
                     <w:ind w:left="-57"/>
                     <w:rPr>
-                      <w:rFonts w:ascii="Inter" w:hAnsi="Inter"/>
-                      <w:b/>
-                      <w:bCs/>
-                      <w:sz w:val="17"/>
-                      <w:szCs w:val="17"/>
-                    </w:rPr>
-                  </w:pPr>
-                  <w:r>
-                    <w:rPr>
-                      <w:rFonts w:ascii="Inter" w:hAnsi="Inter"/>
+                      <w:rFonts w:ascii="Inter" w:eastAsia="Inter" w:hAnsi="Inter" w:cs="Inter"/>
+                      <w:b/>
+                      <w:bCs/>
+                      <w:sz w:val="17"/>
+                      <w:szCs w:val="17"/>
+                    </w:rPr>
+                  </w:pPr>
+                  <w:r>
+                    <w:rPr>
+                      <w:rFonts w:ascii="Inter" w:eastAsia="Inter" w:hAnsi="Inter" w:cs="Inter"/>
                       <w:b/>
                       <w:bCs/>
                       <w:sz w:val="17"/>
@@ -1628,7 +1592,7 @@
                   <w:pPr>
                     <w:ind w:left="-57"/>
                     <w:rPr>
-                      <w:rFonts w:ascii="Inter" w:hAnsi="Inter"/>
+                      <w:rFonts w:ascii="Inter" w:eastAsia="Inter" w:hAnsi="Inter" w:cs="Inter"/>
                       <w:b/>
                       <w:bCs/>
                       <w:sz w:val="17"/>
@@ -1638,7 +1602,7 @@
                   <w:proofErr w:type="gramStart"/>
                   <w:r>
                     <w:rPr>
-                      <w:rFonts w:ascii="Inter" w:eastAsia="Inter" w:hAnsi="Inter" w:cstheme="minorHAnsi"/>
+                      <w:rFonts w:ascii="Inter" w:eastAsia="Inter" w:hAnsi="Inter" w:cs="Inter"/>
                       <w:color w:val="000000"/>
                       <w:sz w:val="17"/>
                       <w:szCs w:val="17"/>
@@ -1648,7 +1612,7 @@
                   <w:proofErr w:type="gramEnd"/>
                   <w:r>
                     <w:rPr>
-                      <w:rFonts w:ascii="Inter" w:eastAsia="Inter" w:hAnsi="Inter" w:cstheme="minorHAnsi"/>
+                      <w:rFonts w:ascii="Inter" w:eastAsia="Inter" w:hAnsi="Inter" w:cs="Inter"/>
                       <w:color w:val="000000"/>
                       <w:sz w:val="17"/>
                       <w:szCs w:val="17"/>
@@ -1670,16 +1634,16 @@
                   <w:pPr>
                     <w:ind w:left="-57"/>
                     <w:rPr>
-                      <w:rFonts w:ascii="Inter" w:hAnsi="Inter"/>
-                      <w:b/>
-                      <w:bCs/>
-                      <w:sz w:val="17"/>
-                      <w:szCs w:val="17"/>
-                    </w:rPr>
-                  </w:pPr>
-                  <w:r>
-                    <w:rPr>
-                      <w:rFonts w:ascii="Inter" w:hAnsi="Inter"/>
+                      <w:rFonts w:ascii="Inter" w:eastAsia="Inter" w:hAnsi="Inter" w:cs="Inter"/>
+                      <w:b/>
+                      <w:bCs/>
+                      <w:sz w:val="17"/>
+                      <w:szCs w:val="17"/>
+                    </w:rPr>
+                  </w:pPr>
+                  <w:r>
+                    <w:rPr>
+                      <w:rFonts w:ascii="Inter" w:eastAsia="Inter" w:hAnsi="Inter" w:cs="Inter"/>
                       <w:b/>
                       <w:bCs/>
                       <w:sz w:val="17"/>
@@ -1697,7 +1661,7 @@
                   <w:pPr>
                     <w:ind w:left="-57"/>
                     <w:rPr>
-                      <w:rFonts w:ascii="Inter" w:hAnsi="Inter"/>
+                      <w:rFonts w:ascii="Inter" w:eastAsia="Inter" w:hAnsi="Inter" w:cs="Inter"/>
                       <w:b/>
                       <w:bCs/>
                       <w:sz w:val="17"/>
@@ -1707,7 +1671,7 @@
                   <w:proofErr w:type="gramStart"/>
                   <w:r>
                     <w:rPr>
-                      <w:rFonts w:ascii="Inter" w:eastAsia="Inter" w:hAnsi="Inter" w:cstheme="minorHAnsi"/>
+                      <w:rFonts w:ascii="Inter" w:eastAsia="Inter" w:hAnsi="Inter" w:cs="Inter"/>
                       <w:color w:val="000000"/>
                       <w:sz w:val="17"/>
                       <w:szCs w:val="17"/>
@@ -1717,7 +1681,7 @@
                   <w:proofErr w:type="spellStart"/>
                   <w:r>
                     <w:rPr>
-                      <w:rFonts w:ascii="Inter" w:eastAsia="Inter" w:hAnsi="Inter" w:cstheme="minorHAnsi"/>
+                      <w:rFonts w:ascii="Inter" w:eastAsia="Inter" w:hAnsi="Inter" w:cs="Inter"/>
                       <w:color w:val="000000"/>
                       <w:sz w:val="17"/>
                       <w:szCs w:val="17"/>
@@ -1727,7 +1691,7 @@
                   <w:proofErr w:type="gramEnd"/>
                   <w:r>
                     <w:rPr>
-                      <w:rFonts w:ascii="Inter" w:eastAsia="Inter" w:hAnsi="Inter" w:cstheme="minorHAnsi"/>
+                      <w:rFonts w:ascii="Inter" w:eastAsia="Inter" w:hAnsi="Inter" w:cs="Inter"/>
                       <w:color w:val="000000"/>
                       <w:sz w:val="17"/>
                       <w:szCs w:val="17"/>
@@ -1737,7 +1701,7 @@
                   <w:proofErr w:type="spellEnd"/>
                   <w:r>
                     <w:rPr>
-                      <w:rFonts w:ascii="Inter" w:eastAsia="Inter" w:hAnsi="Inter" w:cstheme="minorHAnsi"/>
+                      <w:rFonts w:ascii="Inter" w:eastAsia="Inter" w:hAnsi="Inter" w:cs="Inter"/>
                       <w:color w:val="000000"/>
                       <w:sz w:val="17"/>
                       <w:szCs w:val="17"/>
@@ -1759,16 +1723,16 @@
                   <w:pPr>
                     <w:ind w:left="-57"/>
                     <w:rPr>
-                      <w:rFonts w:ascii="Inter" w:hAnsi="Inter"/>
-                      <w:b/>
-                      <w:bCs/>
-                      <w:sz w:val="17"/>
-                      <w:szCs w:val="17"/>
-                    </w:rPr>
-                  </w:pPr>
-                  <w:r>
-                    <w:rPr>
-                      <w:rFonts w:ascii="Inter" w:hAnsi="Inter"/>
+                      <w:rFonts w:ascii="Inter" w:eastAsia="Inter" w:hAnsi="Inter" w:cs="Inter"/>
+                      <w:b/>
+                      <w:bCs/>
+                      <w:sz w:val="17"/>
+                      <w:szCs w:val="17"/>
+                    </w:rPr>
+                  </w:pPr>
+                  <w:r>
+                    <w:rPr>
+                      <w:rFonts w:ascii="Inter" w:eastAsia="Inter" w:hAnsi="Inter" w:cs="Inter"/>
                       <w:b/>
                       <w:bCs/>
                       <w:sz w:val="17"/>
@@ -1786,7 +1750,7 @@
                   <w:pPr>
                     <w:ind w:left="-57"/>
                     <w:rPr>
-                      <w:rFonts w:ascii="Inter" w:hAnsi="Inter"/>
+                      <w:rFonts w:ascii="Inter" w:eastAsia="Inter" w:hAnsi="Inter" w:cs="Inter"/>
                       <w:b/>
                       <w:bCs/>
                       <w:sz w:val="17"/>
@@ -1796,7 +1760,7 @@
                   <w:proofErr w:type="gramStart"/>
                   <w:r>
                     <w:rPr>
-                      <w:rFonts w:ascii="Inter" w:eastAsia="Inter" w:hAnsi="Inter" w:cstheme="minorHAnsi"/>
+                      <w:rFonts w:ascii="Inter" w:eastAsia="Inter" w:hAnsi="Inter" w:cs="Inter"/>
                       <w:color w:val="000000"/>
                       <w:sz w:val="17"/>
                       <w:szCs w:val="17"/>
@@ -1806,7 +1770,7 @@
                   <w:proofErr w:type="spellStart"/>
                   <w:r>
                     <w:rPr>
-                      <w:rFonts w:ascii="Inter" w:eastAsia="Inter" w:hAnsi="Inter" w:cstheme="minorHAnsi"/>
+                      <w:rFonts w:ascii="Inter" w:eastAsia="Inter" w:hAnsi="Inter" w:cs="Inter"/>
                       <w:color w:val="000000"/>
                       <w:sz w:val="17"/>
                       <w:szCs w:val="17"/>
@@ -1816,7 +1780,7 @@
                   <w:proofErr w:type="gramEnd"/>
                   <w:r>
                     <w:rPr>
-                      <w:rFonts w:ascii="Inter" w:eastAsia="Inter" w:hAnsi="Inter" w:cstheme="minorHAnsi"/>
+                      <w:rFonts w:ascii="Inter" w:eastAsia="Inter" w:hAnsi="Inter" w:cs="Inter"/>
                       <w:color w:val="000000"/>
                       <w:sz w:val="17"/>
                       <w:szCs w:val="17"/>
@@ -1826,7 +1790,7 @@
                   <w:proofErr w:type="spellEnd"/>
                   <w:r>
                     <w:rPr>
-                      <w:rFonts w:ascii="Inter" w:eastAsia="Inter" w:hAnsi="Inter" w:cstheme="minorHAnsi"/>
+                      <w:rFonts w:ascii="Inter" w:eastAsia="Inter" w:hAnsi="Inter" w:cs="Inter"/>
                       <w:color w:val="000000"/>
                       <w:sz w:val="17"/>
                       <w:szCs w:val="17"/>
@@ -1848,16 +1812,16 @@
                   <w:pPr>
                     <w:ind w:left="-57"/>
                     <w:rPr>
-                      <w:rFonts w:ascii="Inter" w:hAnsi="Inter"/>
-                      <w:b/>
-                      <w:bCs/>
-                      <w:sz w:val="17"/>
-                      <w:szCs w:val="17"/>
-                    </w:rPr>
-                  </w:pPr>
-                  <w:r>
-                    <w:rPr>
-                      <w:rFonts w:ascii="Inter" w:hAnsi="Inter"/>
+                      <w:rFonts w:ascii="Inter" w:eastAsia="Inter" w:hAnsi="Inter" w:cs="Inter"/>
+                      <w:b/>
+                      <w:bCs/>
+                      <w:sz w:val="17"/>
+                      <w:szCs w:val="17"/>
+                    </w:rPr>
+                  </w:pPr>
+                  <w:r>
+                    <w:rPr>
+                      <w:rFonts w:ascii="Inter" w:eastAsia="Inter" w:hAnsi="Inter" w:cs="Inter"/>
                       <w:b/>
                       <w:bCs/>
                       <w:sz w:val="17"/>
@@ -1875,7 +1839,7 @@
                   <w:pPr>
                     <w:ind w:left="-57"/>
                     <w:rPr>
-                      <w:rFonts w:ascii="Inter" w:hAnsi="Inter"/>
+                      <w:rFonts w:ascii="Inter" w:eastAsia="Inter" w:hAnsi="Inter" w:cs="Inter"/>
                       <w:b/>
                       <w:bCs/>
                       <w:sz w:val="17"/>
@@ -1885,7 +1849,7 @@
                   <w:proofErr w:type="gramStart"/>
                   <w:r>
                     <w:rPr>
-                      <w:rFonts w:ascii="Inter" w:eastAsia="Inter" w:hAnsi="Inter" w:cstheme="minorHAnsi"/>
+                      <w:rFonts w:ascii="Inter" w:eastAsia="Inter" w:hAnsi="Inter" w:cs="Inter"/>
                       <w:color w:val="000000"/>
                       <w:sz w:val="17"/>
                       <w:szCs w:val="17"/>
@@ -1895,7 +1859,7 @@
                   <w:proofErr w:type="spellStart"/>
                   <w:r>
                     <w:rPr>
-                      <w:rFonts w:ascii="Inter" w:eastAsia="Inter" w:hAnsi="Inter" w:cstheme="minorHAnsi"/>
+                      <w:rFonts w:ascii="Inter" w:eastAsia="Inter" w:hAnsi="Inter" w:cs="Inter"/>
                       <w:color w:val="000000"/>
                       <w:sz w:val="17"/>
                       <w:szCs w:val="17"/>
@@ -1905,7 +1869,7 @@
                   <w:proofErr w:type="gramEnd"/>
                   <w:r>
                     <w:rPr>
-                      <w:rFonts w:ascii="Inter" w:eastAsia="Inter" w:hAnsi="Inter" w:cstheme="minorHAnsi"/>
+                      <w:rFonts w:ascii="Inter" w:eastAsia="Inter" w:hAnsi="Inter" w:cs="Inter"/>
                       <w:color w:val="000000"/>
                       <w:sz w:val="17"/>
                       <w:szCs w:val="17"/>
@@ -1915,7 +1879,7 @@
                   <w:proofErr w:type="spellEnd"/>
                   <w:r>
                     <w:rPr>
-                      <w:rFonts w:ascii="Inter" w:eastAsia="Inter" w:hAnsi="Inter" w:cstheme="minorHAnsi"/>
+                      <w:rFonts w:ascii="Inter" w:eastAsia="Inter" w:hAnsi="Inter" w:cs="Inter"/>
                       <w:color w:val="000000"/>
                       <w:sz w:val="17"/>
                       <w:szCs w:val="17"/>
@@ -1930,23 +1894,26 @@
             <w:pPr>
               <w:ind w:left="-57"/>
               <w:rPr>
-                <w:rFonts w:ascii="Inter" w:hAnsi="Inter"/>
+                <w:rFonts w:ascii="Inter" w:eastAsia="Inter" w:hAnsi="Inter" w:cs="Inter"/>
+                <w:sz w:val="16"/>
+                <w:szCs w:val="16"/>
               </w:rPr>
             </w:pPr>
           </w:p>
           <w:tbl>
             <w:tblPr>
-              <w:tblStyle w:val="TableGrid"/>
-              <w:tblW w:w="0" w:type="auto"/>
+              <w:tblStyle w:val="a7"/>
+              <w:tblW w:w="5139" w:type="dxa"/>
               <w:tblBorders>
-                <w:top w:val="none" w:sz="0" w:space="0" w:color="auto"/>
-                <w:left w:val="none" w:sz="0" w:space="0" w:color="auto"/>
-                <w:bottom w:val="none" w:sz="0" w:space="0" w:color="auto"/>
-                <w:right w:val="none" w:sz="0" w:space="0" w:color="auto"/>
-                <w:insideH w:val="none" w:sz="0" w:space="0" w:color="auto"/>
-                <w:insideV w:val="none" w:sz="0" w:space="0" w:color="auto"/>
+                <w:top w:val="nil"/>
+                <w:left w:val="nil"/>
+                <w:bottom w:val="nil"/>
+                <w:right w:val="nil"/>
+                <w:insideH w:val="nil"/>
+                <w:insideV w:val="nil"/>
               </w:tblBorders>
-              <w:tblLook w:val="04A0" w:firstRow="1" w:lastRow="0" w:firstColumn="1" w:lastColumn="0" w:noHBand="0" w:noVBand="1"/>
+              <w:tblLayout w:type="fixed"/>
+              <w:tblLook w:val="0400" w:firstRow="0" w:lastRow="0" w:firstColumn="0" w:lastColumn="0" w:noHBand="0" w:noVBand="1"/>
             </w:tblPr>
             <w:tblGrid>
               <w:gridCol w:w="5139"/>
@@ -1959,21 +1926,21 @@
                 <w:tcPr>
                   <w:tcW w:w="5139" w:type="dxa"/>
                   <w:tcBorders>
-                    <w:top w:val="single" w:sz="4" w:space="0" w:color="auto"/>
+                    <w:top w:val="single" w:sz="4" w:space="0" w:color="000000"/>
                   </w:tcBorders>
                 </w:tcPr>
                 <w:p>
                   <w:pPr>
                     <w:ind w:left="-57"/>
                     <w:rPr>
-                      <w:rFonts w:ascii="Inter" w:hAnsi="Inter"/>
-                      <w:b/>
-                      <w:bCs/>
-                    </w:rPr>
-                  </w:pPr>
-                  <w:r>
-                    <w:rPr>
-                      <w:rFonts w:ascii="Inter" w:hAnsi="Inter"/>
+                      <w:rFonts w:ascii="Inter" w:eastAsia="Inter" w:hAnsi="Inter" w:cs="Inter"/>
+                      <w:b/>
+                      <w:bCs/>
+                    </w:rPr>
+                  </w:pPr>
+                  <w:r>
+                    <w:rPr>
+                      <w:rFonts w:ascii="Inter" w:eastAsia="Inter" w:hAnsi="Inter" w:cs="Inter"/>
                       <w:b/>
                       <w:bCs/>
                       <w:sz w:val="18"/>
@@ -1996,16 +1963,16 @@
                   <w:pPr>
                     <w:ind w:left="-57"/>
                     <w:rPr>
-                      <w:rFonts w:ascii="Inter" w:hAnsi="Inter"/>
-                      <w:b/>
-                      <w:bCs/>
-                      <w:sz w:val="17"/>
-                      <w:szCs w:val="17"/>
-                    </w:rPr>
-                  </w:pPr>
-                  <w:r>
-                    <w:rPr>
-                      <w:rFonts w:ascii="Inter" w:hAnsi="Inter"/>
+                      <w:rFonts w:ascii="Inter" w:eastAsia="Inter" w:hAnsi="Inter" w:cs="Inter"/>
+                      <w:b/>
+                      <w:bCs/>
+                      <w:sz w:val="17"/>
+                      <w:szCs w:val="17"/>
+                    </w:rPr>
+                  </w:pPr>
+                  <w:r>
+                    <w:rPr>
+                      <w:rFonts w:ascii="Inter" w:eastAsia="Inter" w:hAnsi="Inter" w:cs="Inter"/>
                       <w:b/>
                       <w:bCs/>
                       <w:sz w:val="17"/>
@@ -2018,7 +1985,7 @@
                   <w:pPr>
                     <w:ind w:left="-57"/>
                     <w:rPr>
-                      <w:rFonts w:ascii="Inter" w:eastAsia="Inter" w:hAnsi="Inter" w:cstheme="minorHAnsi"/>
+                      <w:rFonts w:ascii="Inter" w:eastAsia="Inter" w:hAnsi="Inter" w:cs="Inter"/>
                       <w:color w:val="000000"/>
                       <w:sz w:val="17"/>
                       <w:szCs w:val="17"/>
@@ -2027,7 +1994,7 @@
                   <w:proofErr w:type="gramStart"/>
                   <w:r>
                     <w:rPr>
-                      <w:rFonts w:ascii="Inter" w:eastAsia="Inter" w:hAnsi="Inter" w:cstheme="minorHAnsi"/>
+                      <w:rFonts w:ascii="Inter" w:eastAsia="Inter" w:hAnsi="Inter" w:cs="Inter"/>
                       <w:color w:val="000000"/>
                       <w:sz w:val="17"/>
                       <w:szCs w:val="17"/>
@@ -2037,7 +2004,7 @@
                   <w:proofErr w:type="gramEnd"/>
                   <w:r>
                     <w:rPr>
-                      <w:rFonts w:ascii="Inter" w:eastAsia="Inter" w:hAnsi="Inter" w:cstheme="minorHAnsi"/>
+                      <w:rFonts w:ascii="Inter" w:eastAsia="Inter" w:hAnsi="Inter" w:cs="Inter"/>
                       <w:color w:val="000000"/>
                       <w:sz w:val="17"/>
                       <w:szCs w:val="17"/>
@@ -2059,16 +2026,16 @@
                   <w:pPr>
                     <w:ind w:left="-57"/>
                     <w:rPr>
-                      <w:rFonts w:ascii="Inter" w:hAnsi="Inter"/>
-                      <w:b/>
-                      <w:bCs/>
-                      <w:sz w:val="17"/>
-                      <w:szCs w:val="17"/>
-                    </w:rPr>
-                  </w:pPr>
-                  <w:r>
-                    <w:rPr>
-                      <w:rFonts w:ascii="Inter" w:hAnsi="Inter"/>
+                      <w:rFonts w:ascii="Inter" w:eastAsia="Inter" w:hAnsi="Inter" w:cs="Inter"/>
+                      <w:b/>
+                      <w:bCs/>
+                      <w:sz w:val="17"/>
+                      <w:szCs w:val="17"/>
+                    </w:rPr>
+                  </w:pPr>
+                  <w:r>
+                    <w:rPr>
+                      <w:rFonts w:ascii="Inter" w:eastAsia="Inter" w:hAnsi="Inter" w:cs="Inter"/>
                       <w:b/>
                       <w:bCs/>
                       <w:sz w:val="17"/>
@@ -2081,7 +2048,7 @@
                   <w:pPr>
                     <w:ind w:left="-57"/>
                     <w:rPr>
-                      <w:rFonts w:ascii="Inter" w:eastAsia="Inter" w:hAnsi="Inter" w:cstheme="minorHAnsi"/>
+                      <w:rFonts w:ascii="Inter" w:eastAsia="Inter" w:hAnsi="Inter" w:cs="Inter"/>
                       <w:color w:val="000000"/>
                       <w:sz w:val="17"/>
                       <w:szCs w:val="17"/>
@@ -2090,7 +2057,7 @@
                   <w:proofErr w:type="gramStart"/>
                   <w:r>
                     <w:rPr>
-                      <w:rFonts w:ascii="Inter" w:eastAsia="Inter" w:hAnsi="Inter" w:cstheme="minorHAnsi"/>
+                      <w:rFonts w:ascii="Inter" w:eastAsia="Inter" w:hAnsi="Inter" w:cs="Inter"/>
                       <w:color w:val="000000"/>
                       <w:sz w:val="17"/>
                       <w:szCs w:val="17"/>
@@ -2100,7 +2067,7 @@
                   <w:proofErr w:type="spellStart"/>
                   <w:r>
                     <w:rPr>
-                      <w:rFonts w:ascii="Inter" w:eastAsia="Inter" w:hAnsi="Inter" w:cstheme="minorHAnsi"/>
+                      <w:rFonts w:ascii="Inter" w:eastAsia="Inter" w:hAnsi="Inter" w:cs="Inter"/>
                       <w:color w:val="000000"/>
                       <w:sz w:val="17"/>
                       <w:szCs w:val="17"/>
@@ -2110,7 +2077,7 @@
                   <w:proofErr w:type="gramEnd"/>
                   <w:r>
                     <w:rPr>
-                      <w:rFonts w:ascii="Inter" w:eastAsia="Inter" w:hAnsi="Inter" w:cstheme="minorHAnsi"/>
+                      <w:rFonts w:ascii="Inter" w:eastAsia="Inter" w:hAnsi="Inter" w:cs="Inter"/>
                       <w:color w:val="000000"/>
                       <w:sz w:val="17"/>
                       <w:szCs w:val="17"/>
@@ -2120,7 +2087,7 @@
                   <w:proofErr w:type="spellEnd"/>
                   <w:r>
                     <w:rPr>
-                      <w:rFonts w:ascii="Inter" w:eastAsia="Inter" w:hAnsi="Inter" w:cstheme="minorHAnsi"/>
+                      <w:rFonts w:ascii="Inter" w:eastAsia="Inter" w:hAnsi="Inter" w:cs="Inter"/>
                       <w:color w:val="000000"/>
                       <w:sz w:val="17"/>
                       <w:szCs w:val="17"/>
@@ -2142,16 +2109,16 @@
                   <w:pPr>
                     <w:ind w:left="-57"/>
                     <w:rPr>
-                      <w:rFonts w:ascii="Inter" w:hAnsi="Inter"/>
-                      <w:b/>
-                      <w:bCs/>
-                      <w:sz w:val="17"/>
-                      <w:szCs w:val="17"/>
-                    </w:rPr>
-                  </w:pPr>
-                  <w:r>
-                    <w:rPr>
-                      <w:rFonts w:ascii="Inter" w:hAnsi="Inter"/>
+                      <w:rFonts w:ascii="Inter" w:eastAsia="Inter" w:hAnsi="Inter" w:cs="Inter"/>
+                      <w:b/>
+                      <w:bCs/>
+                      <w:sz w:val="17"/>
+                      <w:szCs w:val="17"/>
+                    </w:rPr>
+                  </w:pPr>
+                  <w:r>
+                    <w:rPr>
+                      <w:rFonts w:ascii="Inter" w:eastAsia="Inter" w:hAnsi="Inter" w:cs="Inter"/>
                       <w:b/>
                       <w:bCs/>
                       <w:sz w:val="17"/>
@@ -2164,7 +2131,7 @@
                   <w:pPr>
                     <w:ind w:left="-57"/>
                     <w:rPr>
-                      <w:rFonts w:ascii="Inter" w:hAnsi="Inter"/>
+                      <w:rFonts w:ascii="Inter" w:eastAsia="Inter" w:hAnsi="Inter" w:cs="Inter"/>
                       <w:b/>
                       <w:bCs/>
                       <w:sz w:val="17"/>
@@ -2174,7 +2141,7 @@
                   <w:proofErr w:type="gramStart"/>
                   <w:r>
                     <w:rPr>
-                      <w:rFonts w:ascii="Inter" w:eastAsia="Inter" w:hAnsi="Inter" w:cstheme="minorHAnsi"/>
+                      <w:rFonts w:ascii="Inter" w:eastAsia="Inter" w:hAnsi="Inter" w:cs="Inter"/>
                       <w:color w:val="000000"/>
                       <w:sz w:val="17"/>
                       <w:szCs w:val="17"/>
@@ -2184,7 +2151,7 @@
                   <w:proofErr w:type="spellStart"/>
                   <w:r>
                     <w:rPr>
-                      <w:rFonts w:ascii="Inter" w:eastAsia="Inter" w:hAnsi="Inter" w:cstheme="minorHAnsi"/>
+                      <w:rFonts w:ascii="Inter" w:eastAsia="Inter" w:hAnsi="Inter" w:cs="Inter"/>
                       <w:color w:val="000000"/>
                       <w:sz w:val="17"/>
                       <w:szCs w:val="17"/>
@@ -2194,7 +2161,7 @@
                   <w:proofErr w:type="gramEnd"/>
                   <w:r>
                     <w:rPr>
-                      <w:rFonts w:ascii="Inter" w:eastAsia="Inter" w:hAnsi="Inter" w:cstheme="minorHAnsi"/>
+                      <w:rFonts w:ascii="Inter" w:eastAsia="Inter" w:hAnsi="Inter" w:cs="Inter"/>
                       <w:color w:val="000000"/>
                       <w:sz w:val="17"/>
                       <w:szCs w:val="17"/>
@@ -2204,7 +2171,7 @@
                   <w:proofErr w:type="spellEnd"/>
                   <w:r>
                     <w:rPr>
-                      <w:rFonts w:ascii="Inter" w:eastAsia="Inter" w:hAnsi="Inter" w:cstheme="minorHAnsi"/>
+                      <w:rFonts w:ascii="Inter" w:eastAsia="Inter" w:hAnsi="Inter" w:cs="Inter"/>
                       <w:color w:val="000000"/>
                       <w:sz w:val="17"/>
                       <w:szCs w:val="17"/>
@@ -2226,16 +2193,16 @@
                   <w:pPr>
                     <w:ind w:left="-57"/>
                     <w:rPr>
-                      <w:rFonts w:ascii="Inter" w:hAnsi="Inter"/>
-                      <w:b/>
-                      <w:bCs/>
-                      <w:sz w:val="17"/>
-                      <w:szCs w:val="17"/>
-                    </w:rPr>
-                  </w:pPr>
-                  <w:r>
-                    <w:rPr>
-                      <w:rFonts w:ascii="Inter" w:hAnsi="Inter"/>
+                      <w:rFonts w:ascii="Inter" w:eastAsia="Inter" w:hAnsi="Inter" w:cs="Inter"/>
+                      <w:b/>
+                      <w:bCs/>
+                      <w:sz w:val="17"/>
+                      <w:szCs w:val="17"/>
+                    </w:rPr>
+                  </w:pPr>
+                  <w:r>
+                    <w:rPr>
+                      <w:rFonts w:ascii="Inter" w:eastAsia="Inter" w:hAnsi="Inter" w:cs="Inter"/>
                       <w:b/>
                       <w:bCs/>
                       <w:sz w:val="17"/>
@@ -2248,7 +2215,7 @@
                   <w:pPr>
                     <w:ind w:left="-57"/>
                     <w:rPr>
-                      <w:rFonts w:ascii="Inter" w:hAnsi="Inter"/>
+                      <w:rFonts w:ascii="Inter" w:eastAsia="Inter" w:hAnsi="Inter" w:cs="Inter"/>
                       <w:b/>
                       <w:bCs/>
                       <w:sz w:val="17"/>
@@ -2258,7 +2225,7 @@
                   <w:proofErr w:type="gramStart"/>
                   <w:r>
                     <w:rPr>
-                      <w:rFonts w:ascii="Inter" w:eastAsia="Inter" w:hAnsi="Inter" w:cstheme="minorHAnsi"/>
+                      <w:rFonts w:ascii="Inter" w:eastAsia="Inter" w:hAnsi="Inter" w:cs="Inter"/>
                       <w:color w:val="000000"/>
                       <w:sz w:val="17"/>
                       <w:szCs w:val="17"/>
@@ -2268,7 +2235,7 @@
                   <w:proofErr w:type="spellStart"/>
                   <w:r>
                     <w:rPr>
-                      <w:rFonts w:ascii="Inter" w:eastAsia="Inter" w:hAnsi="Inter" w:cstheme="minorHAnsi"/>
+                      <w:rFonts w:ascii="Inter" w:eastAsia="Inter" w:hAnsi="Inter" w:cs="Inter"/>
                       <w:color w:val="000000"/>
                       <w:sz w:val="17"/>
                       <w:szCs w:val="17"/>
@@ -2278,7 +2245,7 @@
                   <w:proofErr w:type="gramEnd"/>
                   <w:r>
                     <w:rPr>
-                      <w:rFonts w:ascii="Inter" w:eastAsia="Inter" w:hAnsi="Inter" w:cstheme="minorHAnsi"/>
+                      <w:rFonts w:ascii="Inter" w:eastAsia="Inter" w:hAnsi="Inter" w:cs="Inter"/>
                       <w:color w:val="000000"/>
                       <w:sz w:val="17"/>
                       <w:szCs w:val="17"/>
@@ -2288,7 +2255,7 @@
                   <w:proofErr w:type="spellEnd"/>
                   <w:r>
                     <w:rPr>
-                      <w:rFonts w:ascii="Inter" w:eastAsia="Inter" w:hAnsi="Inter" w:cstheme="minorHAnsi"/>
+                      <w:rFonts w:ascii="Inter" w:eastAsia="Inter" w:hAnsi="Inter" w:cs="Inter"/>
                       <w:color w:val="000000"/>
                       <w:sz w:val="17"/>
                       <w:szCs w:val="17"/>
@@ -2310,16 +2277,16 @@
                   <w:pPr>
                     <w:ind w:left="-57"/>
                     <w:rPr>
-                      <w:rFonts w:ascii="Inter" w:hAnsi="Inter"/>
-                      <w:b/>
-                      <w:bCs/>
-                      <w:sz w:val="17"/>
-                      <w:szCs w:val="17"/>
-                    </w:rPr>
-                  </w:pPr>
-                  <w:r>
-                    <w:rPr>
-                      <w:rFonts w:ascii="Inter" w:hAnsi="Inter"/>
+                      <w:rFonts w:ascii="Inter" w:eastAsia="Inter" w:hAnsi="Inter" w:cs="Inter"/>
+                      <w:b/>
+                      <w:bCs/>
+                      <w:sz w:val="17"/>
+                      <w:szCs w:val="17"/>
+                    </w:rPr>
+                  </w:pPr>
+                  <w:r>
+                    <w:rPr>
+                      <w:rFonts w:ascii="Inter" w:eastAsia="Inter" w:hAnsi="Inter" w:cs="Inter"/>
                       <w:b/>
                       <w:bCs/>
                       <w:sz w:val="17"/>
@@ -2332,7 +2299,7 @@
                   <w:pPr>
                     <w:ind w:left="-57"/>
                     <w:rPr>
-                      <w:rFonts w:ascii="Inter" w:eastAsia="Inter" w:hAnsi="Inter" w:cstheme="minorHAnsi"/>
+                      <w:rFonts w:ascii="Inter" w:eastAsia="Inter" w:hAnsi="Inter" w:cs="Inter"/>
                       <w:color w:val="000000"/>
                       <w:sz w:val="17"/>
                       <w:szCs w:val="17"/>
@@ -2341,7 +2308,7 @@
                   <w:proofErr w:type="gramStart"/>
                   <w:r>
                     <w:rPr>
-                      <w:rFonts w:ascii="Inter" w:eastAsia="Inter" w:hAnsi="Inter" w:cstheme="minorHAnsi"/>
+                      <w:rFonts w:ascii="Inter" w:eastAsia="Inter" w:hAnsi="Inter" w:cs="Inter"/>
                       <w:color w:val="000000"/>
                       <w:sz w:val="17"/>
                       <w:szCs w:val="17"/>
@@ -2351,7 +2318,7 @@
                   <w:proofErr w:type="spellStart"/>
                   <w:r>
                     <w:rPr>
-                      <w:rFonts w:ascii="Inter" w:eastAsia="Inter" w:hAnsi="Inter" w:cstheme="minorHAnsi"/>
+                      <w:rFonts w:ascii="Inter" w:eastAsia="Inter" w:hAnsi="Inter" w:cs="Inter"/>
                       <w:color w:val="000000"/>
                       <w:sz w:val="17"/>
                       <w:szCs w:val="17"/>
@@ -2361,7 +2328,7 @@
                   <w:proofErr w:type="gramEnd"/>
                   <w:r>
                     <w:rPr>
-                      <w:rFonts w:ascii="Inter" w:eastAsia="Inter" w:hAnsi="Inter" w:cstheme="minorHAnsi"/>
+                      <w:rFonts w:ascii="Inter" w:eastAsia="Inter" w:hAnsi="Inter" w:cs="Inter"/>
                       <w:color w:val="000000"/>
                       <w:sz w:val="17"/>
                       <w:szCs w:val="17"/>
@@ -2371,7 +2338,7 @@
                   <w:proofErr w:type="spellEnd"/>
                   <w:r>
                     <w:rPr>
-                      <w:rFonts w:ascii="Inter" w:eastAsia="Inter" w:hAnsi="Inter" w:cstheme="minorHAnsi"/>
+                      <w:rFonts w:ascii="Inter" w:eastAsia="Inter" w:hAnsi="Inter" w:cs="Inter"/>
                       <w:color w:val="000000"/>
                       <w:sz w:val="17"/>
                       <w:szCs w:val="17"/>
@@ -2393,16 +2360,16 @@
                   <w:pPr>
                     <w:ind w:left="-57"/>
                     <w:rPr>
-                      <w:rFonts w:ascii="Inter" w:hAnsi="Inter"/>
-                      <w:b/>
-                      <w:bCs/>
-                      <w:sz w:val="17"/>
-                      <w:szCs w:val="17"/>
-                    </w:rPr>
-                  </w:pPr>
-                  <w:r>
-                    <w:rPr>
-                      <w:rFonts w:ascii="Inter" w:hAnsi="Inter"/>
+                      <w:rFonts w:ascii="Inter" w:eastAsia="Inter" w:hAnsi="Inter" w:cs="Inter"/>
+                      <w:b/>
+                      <w:bCs/>
+                      <w:sz w:val="17"/>
+                      <w:szCs w:val="17"/>
+                    </w:rPr>
+                  </w:pPr>
+                  <w:r>
+                    <w:rPr>
+                      <w:rFonts w:ascii="Inter" w:eastAsia="Inter" w:hAnsi="Inter" w:cs="Inter"/>
                       <w:b/>
                       <w:bCs/>
                       <w:sz w:val="17"/>
@@ -2415,7 +2382,7 @@
                   <w:pPr>
                     <w:ind w:left="-57"/>
                     <w:rPr>
-                      <w:rFonts w:ascii="Inter" w:hAnsi="Inter"/>
+                      <w:rFonts w:ascii="Inter" w:eastAsia="Inter" w:hAnsi="Inter" w:cs="Inter"/>
                       <w:b/>
                       <w:bCs/>
                       <w:sz w:val="17"/>
@@ -2425,7 +2392,7 @@
                   <w:proofErr w:type="gramStart"/>
                   <w:r>
                     <w:rPr>
-                      <w:rFonts w:ascii="Inter" w:eastAsia="Inter" w:hAnsi="Inter" w:cstheme="minorHAnsi"/>
+                      <w:rFonts w:ascii="Inter" w:eastAsia="Inter" w:hAnsi="Inter" w:cs="Inter"/>
                       <w:color w:val="000000"/>
                       <w:sz w:val="17"/>
                       <w:szCs w:val="17"/>
@@ -2435,7 +2402,7 @@
                   <w:proofErr w:type="spellStart"/>
                   <w:r>
                     <w:rPr>
-                      <w:rFonts w:ascii="Inter" w:eastAsia="Inter" w:hAnsi="Inter" w:cstheme="minorHAnsi"/>
+                      <w:rFonts w:ascii="Inter" w:eastAsia="Inter" w:hAnsi="Inter" w:cs="Inter"/>
                       <w:color w:val="000000"/>
                       <w:sz w:val="17"/>
                       <w:szCs w:val="17"/>
@@ -2445,7 +2412,7 @@
                   <w:proofErr w:type="gramEnd"/>
                   <w:r>
                     <w:rPr>
-                      <w:rFonts w:ascii="Inter" w:eastAsia="Inter" w:hAnsi="Inter" w:cstheme="minorHAnsi"/>
+                      <w:rFonts w:ascii="Inter" w:eastAsia="Inter" w:hAnsi="Inter" w:cs="Inter"/>
                       <w:color w:val="000000"/>
                       <w:sz w:val="17"/>
                       <w:szCs w:val="17"/>
@@ -2455,7 +2422,7 @@
                   <w:proofErr w:type="spellEnd"/>
                   <w:r>
                     <w:rPr>
-                      <w:rFonts w:ascii="Inter" w:eastAsia="Inter" w:hAnsi="Inter" w:cstheme="minorHAnsi"/>
+                      <w:rFonts w:ascii="Inter" w:eastAsia="Inter" w:hAnsi="Inter" w:cs="Inter"/>
                       <w:color w:val="000000"/>
                       <w:sz w:val="17"/>
                       <w:szCs w:val="17"/>
@@ -2477,16 +2444,16 @@
                   <w:pPr>
                     <w:ind w:left="-57"/>
                     <w:rPr>
-                      <w:rFonts w:ascii="Inter" w:hAnsi="Inter"/>
-                      <w:b/>
-                      <w:bCs/>
-                      <w:sz w:val="17"/>
-                      <w:szCs w:val="17"/>
-                    </w:rPr>
-                  </w:pPr>
-                  <w:r>
-                    <w:rPr>
-                      <w:rFonts w:ascii="Inter" w:hAnsi="Inter"/>
+                      <w:rFonts w:ascii="Inter" w:eastAsia="Inter" w:hAnsi="Inter" w:cs="Inter"/>
+                      <w:b/>
+                      <w:bCs/>
+                      <w:sz w:val="17"/>
+                      <w:szCs w:val="17"/>
+                    </w:rPr>
+                  </w:pPr>
+                  <w:r>
+                    <w:rPr>
+                      <w:rFonts w:ascii="Inter" w:eastAsia="Inter" w:hAnsi="Inter" w:cs="Inter"/>
                       <w:b/>
                       <w:bCs/>
                       <w:sz w:val="17"/>
@@ -2499,7 +2466,7 @@
                   <w:pPr>
                     <w:ind w:left="-57"/>
                     <w:rPr>
-                      <w:rFonts w:ascii="Inter" w:hAnsi="Inter"/>
+                      <w:rFonts w:ascii="Inter" w:eastAsia="Inter" w:hAnsi="Inter" w:cs="Inter"/>
                       <w:b/>
                       <w:bCs/>
                       <w:sz w:val="17"/>
@@ -2509,7 +2476,7 @@
                   <w:proofErr w:type="gramStart"/>
                   <w:r>
                     <w:rPr>
-                      <w:rFonts w:ascii="Inter" w:eastAsia="Inter" w:hAnsi="Inter" w:cstheme="minorHAnsi"/>
+                      <w:rFonts w:ascii="Inter" w:eastAsia="Inter" w:hAnsi="Inter" w:cs="Inter"/>
                       <w:color w:val="000000"/>
                       <w:sz w:val="17"/>
                       <w:szCs w:val="17"/>
@@ -2519,7 +2486,7 @@
                   <w:proofErr w:type="gramEnd"/>
                   <w:r>
                     <w:rPr>
-                      <w:rFonts w:ascii="Inter" w:eastAsia="Inter" w:hAnsi="Inter" w:cstheme="minorHAnsi"/>
+                      <w:rFonts w:ascii="Inter" w:eastAsia="Inter" w:hAnsi="Inter" w:cs="Inter"/>
                       <w:color w:val="000000"/>
                       <w:sz w:val="17"/>
                       <w:szCs w:val="17"/>
@@ -2541,16 +2508,16 @@
                   <w:pPr>
                     <w:ind w:left="-57"/>
                     <w:rPr>
-                      <w:rFonts w:ascii="Inter" w:hAnsi="Inter"/>
-                      <w:b/>
-                      <w:bCs/>
-                      <w:sz w:val="17"/>
-                      <w:szCs w:val="17"/>
-                    </w:rPr>
-                  </w:pPr>
-                  <w:r>
-                    <w:rPr>
-                      <w:rFonts w:ascii="Inter" w:hAnsi="Inter"/>
+                      <w:rFonts w:ascii="Inter" w:eastAsia="Inter" w:hAnsi="Inter" w:cs="Inter"/>
+                      <w:b/>
+                      <w:bCs/>
+                      <w:sz w:val="17"/>
+                      <w:szCs w:val="17"/>
+                    </w:rPr>
+                  </w:pPr>
+                  <w:r>
+                    <w:rPr>
+                      <w:rFonts w:ascii="Inter" w:eastAsia="Inter" w:hAnsi="Inter" w:cs="Inter"/>
                       <w:b/>
                       <w:bCs/>
                       <w:sz w:val="17"/>
@@ -2563,7 +2530,7 @@
                   <w:pPr>
                     <w:ind w:left="-57"/>
                     <w:rPr>
-                      <w:rFonts w:ascii="Inter" w:hAnsi="Inter"/>
+                      <w:rFonts w:ascii="Inter" w:eastAsia="Inter" w:hAnsi="Inter" w:cs="Inter"/>
                       <w:b/>
                       <w:bCs/>
                       <w:sz w:val="17"/>
@@ -2573,7 +2540,7 @@
                   <w:proofErr w:type="gramStart"/>
                   <w:r>
                     <w:rPr>
-                      <w:rFonts w:ascii="Inter" w:eastAsia="Inter" w:hAnsi="Inter" w:cstheme="minorHAnsi"/>
+                      <w:rFonts w:ascii="Inter" w:eastAsia="Inter" w:hAnsi="Inter" w:cs="Inter"/>
                       <w:color w:val="000000"/>
                       <w:sz w:val="17"/>
                       <w:szCs w:val="17"/>
@@ -2583,7 +2550,7 @@
                   <w:proofErr w:type="spellStart"/>
                   <w:r>
                     <w:rPr>
-                      <w:rFonts w:ascii="Inter" w:eastAsia="Inter" w:hAnsi="Inter" w:cstheme="minorHAnsi"/>
+                      <w:rFonts w:ascii="Inter" w:eastAsia="Inter" w:hAnsi="Inter" w:cs="Inter"/>
                       <w:color w:val="000000"/>
                       <w:sz w:val="17"/>
                       <w:szCs w:val="17"/>
@@ -2593,7 +2560,7 @@
                   <w:proofErr w:type="gramEnd"/>
                   <w:r>
                     <w:rPr>
-                      <w:rFonts w:ascii="Inter" w:eastAsia="Inter" w:hAnsi="Inter" w:cstheme="minorHAnsi"/>
+                      <w:rFonts w:ascii="Inter" w:eastAsia="Inter" w:hAnsi="Inter" w:cs="Inter"/>
                       <w:color w:val="000000"/>
                       <w:sz w:val="17"/>
                       <w:szCs w:val="17"/>
@@ -2603,7 +2570,7 @@
                   <w:proofErr w:type="spellEnd"/>
                   <w:r>
                     <w:rPr>
-                      <w:rFonts w:ascii="Inter" w:eastAsia="Inter" w:hAnsi="Inter" w:cstheme="minorHAnsi"/>
+                      <w:rFonts w:ascii="Inter" w:eastAsia="Inter" w:hAnsi="Inter" w:cs="Inter"/>
                       <w:color w:val="000000"/>
                       <w:sz w:val="17"/>
                       <w:szCs w:val="17"/>
@@ -2618,7 +2585,7 @@
             <w:pPr>
               <w:ind w:left="-57"/>
               <w:rPr>
-                <w:rFonts w:ascii="Inter" w:hAnsi="Inter"/>
+                <w:rFonts w:ascii="Inter" w:eastAsia="Inter" w:hAnsi="Inter" w:cs="Inter"/>
               </w:rPr>
             </w:pPr>
           </w:p>
@@ -2628,7 +2595,9 @@
     <w:p>
       <w:pPr>
         <w:rPr>
-          <w:rFonts w:ascii="Inter" w:hAnsi="Inter"/>
+          <w:rFonts w:ascii="Inter" w:eastAsia="Inter" w:hAnsi="Inter" w:cs="Inter"/>
+          <w:sz w:val="2"/>
+          <w:szCs w:val="2"/>
         </w:rPr>
       </w:pPr>
     </w:p>
@@ -2639,10 +2608,11 @@
       <w:footerReference w:type="default" r:id="rId11"/>
       <w:headerReference w:type="first" r:id="rId12"/>
       <w:footerReference w:type="first" r:id="rId13"/>
-      <w:pgSz w:w="11907" w:h="16840" w:code="9"/>
-      <w:pgMar w:top="567" w:right="567" w:bottom="0" w:left="567" w:header="0" w:footer="0" w:gutter="0"/>
+      <w:pgSz w:w="11907" w:h="16840"/>
+      <w:pgMar w:top="567" w:right="567" w:bottom="0" w:left="567" w:header="0" w:footer="454" w:gutter="0"/>
+      <w:pgNumType w:start="1"/>
       <w:cols w:space="720"/>
-      <w:docGrid w:linePitch="360"/>
+      <w:docGrid w:linePitch="299"/>
     </w:sectPr>
   </w:body>
 </w:document>
@@ -2677,7 +2647,21 @@
 <w:ftr xmlns:wpc="http://schemas.microsoft.com/office/word/2010/wordprocessingCanvas" xmlns:cx="http://schemas.microsoft.com/office/drawing/2014/chartex" xmlns:cx1="http://schemas.microsoft.com/office/drawing/2015/9/8/chartex" xmlns:cx2="http://schemas.microsoft.com/office/drawing/2015/10/21/chartex" xmlns:cx3="http://schemas.microsoft.com/office/drawing/2016/5/9/chartex" xmlns:cx4="http://schemas.microsoft.com/office/drawing/2016/5/10/chartex" xmlns:cx5="http://schemas.microsoft.com/office/drawing/2016/5/11/chartex" xmlns:cx6="http://schemas.microsoft.com/office/drawing/2016/5/12/chartex" xmlns:cx7="http://schemas.microsoft.com/office/drawing/2016/5/13/chartex" xmlns:cx8="http://schemas.microsoft.com/office/drawing/2016/5/14/chartex" xmlns:mc="http://schemas.openxmlformats.org/markup-compatibility/2006" xmlns:aink="http://schemas.microsoft.com/office/drawing/2016/ink" xmlns:am3d="http://schemas.microsoft.com/office/drawing/2017/model3d" xmlns:o="urn:schemas-microsoft-com:office:office" xmlns:r="http://schemas.openxmlformats.org/officeDocument/2006/relationships" xmlns:m="http://schemas.openxmlformats.org/officeDocument/2006/math" xmlns:v="urn:schemas-microsoft-com:vml" xmlns:wp14="http://schemas.microsoft.com/office/word/2010/wordprocessingDrawing" xmlns:wp="http://schemas.openxmlformats.org/drawingml/2006/wordprocessingDrawing" xmlns:w10="urn:schemas-microsoft-com:office:word" xmlns:w="http://schemas.openxmlformats.org/wordprocessingml/2006/main" xmlns:w14="http://schemas.microsoft.com/office/word/2010/wordml" xmlns:w15="http://schemas.microsoft.com/office/word/2012/wordml" xmlns:w16cex="http://schemas.microsoft.com/office/word/2018/wordml/cex" xmlns:w16cid="http://schemas.microsoft.com/office/word/2016/wordml/cid" xmlns:w16="http://schemas.microsoft.com/office/word/2018/wordml" xmlns:w16sdtdh="http://schemas.microsoft.com/office/word/2020/wordml/sdtdatahash" xmlns:w16se="http://schemas.microsoft.com/office/word/2015/wordml/symex" xmlns:wpg="http://schemas.microsoft.com/office/word/2010/wordprocessingGroup" xmlns:wpi="http://schemas.microsoft.com/office/word/2010/wordprocessingInk" xmlns:wne="http://schemas.microsoft.com/office/word/2006/wordml" xmlns:wps="http://schemas.microsoft.com/office/word/2010/wordprocessingShape" mc:Ignorable="w14 w15 w16se w16cid w16 w16cex w16sdtdh wp14">
   <w:p>
     <w:pPr>
-      <w:pStyle w:val="Footer"/>
+      <w:pBdr>
+        <w:top w:val="nil"/>
+        <w:left w:val="nil"/>
+        <w:bottom w:val="nil"/>
+        <w:right w:val="nil"/>
+        <w:between w:val="nil"/>
+      </w:pBdr>
+      <w:tabs>
+        <w:tab w:val="center" w:pos="4680"/>
+        <w:tab w:val="right" w:pos="9360"/>
+      </w:tabs>
+      <w:spacing w:after="0" w:line="240" w:lineRule="auto"/>
+      <w:rPr>
+        <w:color w:val="000000"/>
+      </w:rPr>
     </w:pPr>
   </w:p>
 </w:ftr>
@@ -2685,64 +2669,103 @@
 
 <file path=word/footer2.xml><?xml version="1.0" encoding="utf-8"?>
 <w:ftr xmlns:wpc="http://schemas.microsoft.com/office/word/2010/wordprocessingCanvas" xmlns:cx="http://schemas.microsoft.com/office/drawing/2014/chartex" xmlns:cx1="http://schemas.microsoft.com/office/drawing/2015/9/8/chartex" xmlns:cx2="http://schemas.microsoft.com/office/drawing/2015/10/21/chartex" xmlns:cx3="http://schemas.microsoft.com/office/drawing/2016/5/9/chartex" xmlns:cx4="http://schemas.microsoft.com/office/drawing/2016/5/10/chartex" xmlns:cx5="http://schemas.microsoft.com/office/drawing/2016/5/11/chartex" xmlns:cx6="http://schemas.microsoft.com/office/drawing/2016/5/12/chartex" xmlns:cx7="http://schemas.microsoft.com/office/drawing/2016/5/13/chartex" xmlns:cx8="http://schemas.microsoft.com/office/drawing/2016/5/14/chartex" xmlns:mc="http://schemas.openxmlformats.org/markup-compatibility/2006" xmlns:aink="http://schemas.microsoft.com/office/drawing/2016/ink" xmlns:am3d="http://schemas.microsoft.com/office/drawing/2017/model3d" xmlns:o="urn:schemas-microsoft-com:office:office" xmlns:r="http://schemas.openxmlformats.org/officeDocument/2006/relationships" xmlns:m="http://schemas.openxmlformats.org/officeDocument/2006/math" xmlns:v="urn:schemas-microsoft-com:vml" xmlns:wp14="http://schemas.microsoft.com/office/word/2010/wordprocessingDrawing" xmlns:wp="http://schemas.openxmlformats.org/drawingml/2006/wordprocessingDrawing" xmlns:w10="urn:schemas-microsoft-com:office:word" xmlns:w="http://schemas.openxmlformats.org/wordprocessingml/2006/main" xmlns:w14="http://schemas.microsoft.com/office/word/2010/wordml" xmlns:w15="http://schemas.microsoft.com/office/word/2012/wordml" xmlns:w16cex="http://schemas.microsoft.com/office/word/2018/wordml/cex" xmlns:w16cid="http://schemas.microsoft.com/office/word/2016/wordml/cid" xmlns:w16="http://schemas.microsoft.com/office/word/2018/wordml" xmlns:w16sdtdh="http://schemas.microsoft.com/office/word/2020/wordml/sdtdatahash" xmlns:w16se="http://schemas.microsoft.com/office/word/2015/wordml/symex" xmlns:wpg="http://schemas.microsoft.com/office/word/2010/wordprocessingGroup" xmlns:wpi="http://schemas.microsoft.com/office/word/2010/wordprocessingInk" xmlns:wne="http://schemas.microsoft.com/office/word/2006/wordml" xmlns:wps="http://schemas.microsoft.com/office/word/2010/wordprocessingShape" mc:Ignorable="w14 w15 w16se w16cid w16 w16cex w16sdtdh wp14">
-  <w:tbl>
-    <w:tblPr>
-      <w:tblStyle w:val="TableGrid"/>
-      <w:tblW w:w="12049" w:type="dxa"/>
-      <w:tblInd w:w="-714" w:type="dxa"/>
-      <w:tblBorders>
-        <w:top w:val="none" w:sz="0" w:space="0" w:color="auto"/>
-        <w:left w:val="none" w:sz="0" w:space="0" w:color="auto"/>
-        <w:bottom w:val="none" w:sz="0" w:space="0" w:color="auto"/>
-        <w:right w:val="none" w:sz="0" w:space="0" w:color="auto"/>
-        <w:insideH w:val="none" w:sz="0" w:space="0" w:color="auto"/>
-        <w:insideV w:val="none" w:sz="0" w:space="0" w:color="auto"/>
-      </w:tblBorders>
-      <w:tblLook w:val="04A0" w:firstRow="1" w:lastRow="0" w:firstColumn="1" w:lastColumn="0" w:noHBand="0" w:noVBand="1"/>
-    </w:tblPr>
-    <w:tblGrid>
-      <w:gridCol w:w="12049"/>
-    </w:tblGrid>
-    <w:tr>
-      <w:trPr>
-        <w:trHeight w:val="57"/>
-      </w:trPr>
-      <w:tc>
-        <w:tcPr>
-          <w:tcW w:w="12049" w:type="dxa"/>
-          <w:shd w:val="clear" w:color="auto" w:fill="532A44"/>
-          <w:vAlign w:val="center"/>
-        </w:tcPr>
-        <w:p>
-          <w:pPr>
-            <w:pStyle w:val="Footer"/>
-            <w:spacing w:before="120" w:after="120"/>
-            <w:jc w:val="center"/>
-            <w:rPr>
-              <w:sz w:val="20"/>
-              <w:szCs w:val="20"/>
-            </w:rPr>
-          </w:pPr>
-          <w:bookmarkStart w:id="1" w:name="_Hlk218850463"/>
-          <w:bookmarkStart w:id="2" w:name="_Hlk218850484"/>
-          <w:bookmarkStart w:id="3" w:name="_Hlk218850485"/>
-        </w:p>
-      </w:tc>
-    </w:tr>
-    <w:bookmarkEnd w:id="1"/>
-    <w:bookmarkEnd w:id="2"/>
-    <w:bookmarkEnd w:id="3"/>
-  </w:tbl>
   <w:p>
     <w:pPr>
-      <w:pStyle w:val="Footer"/>
-      <w:spacing w:line="20" w:lineRule="exact"/>
+      <w:widowControl w:val="0"/>
+      <w:pBdr>
+        <w:top w:val="nil"/>
+        <w:left w:val="nil"/>
+        <w:bottom w:val="nil"/>
+        <w:right w:val="nil"/>
+        <w:between w:val="nil"/>
+      </w:pBdr>
+      <w:spacing w:after="0" w:line="240" w:lineRule="auto"/>
       <w:rPr>
-        <w:rFonts w:asciiTheme="majorHAnsi" w:hAnsiTheme="majorHAnsi" w:cstheme="majorHAnsi"/>
-        <w:sz w:val="2"/>
-        <w:szCs w:val="2"/>
+        <w:color w:val="000000"/>
       </w:rPr>
     </w:pPr>
+    <w:bookmarkStart w:id="1" w:name="_heading=h.8innubr062ej" w:colFirst="0" w:colLast="0"/>
+    <w:bookmarkEnd w:id="1"/>
+    <w:r>
+      <w:rPr>
+        <w:noProof/>
+        <w:color w:val="000000"/>
+      </w:rPr>
+      <mc:AlternateContent>
+        <mc:Choice Requires="wps">
+          <w:drawing>
+            <wp:anchor distT="0" distB="0" distL="114300" distR="114300" simplePos="0" relativeHeight="251661312" behindDoc="0" locked="0" layoutInCell="1" allowOverlap="1" wp14:anchorId="694A51AA" wp14:editId="3C6F1FEB">
+              <wp:simplePos x="0" y="0"/>
+              <wp:positionH relativeFrom="page">
+                <wp:align>left</wp:align>
+              </wp:positionH>
+              <wp:positionV relativeFrom="paragraph">
+                <wp:posOffset>35781</wp:posOffset>
+              </wp:positionV>
+              <wp:extent cx="7572375" cy="429370"/>
+              <wp:effectExtent l="0" t="0" r="28575" b="27940"/>
+              <wp:wrapNone/>
+              <wp:docPr id="2" name="Rectangle 2"/>
+              <wp:cNvGraphicFramePr/>
+              <a:graphic xmlns:a="http://schemas.openxmlformats.org/drawingml/2006/main">
+                <a:graphicData uri="http://schemas.microsoft.com/office/word/2010/wordprocessingShape">
+                  <wps:wsp>
+                    <wps:cNvSpPr/>
+                    <wps:spPr>
+                      <a:xfrm>
+                        <a:off x="0" y="0"/>
+                        <a:ext cx="7572375" cy="429370"/>
+                      </a:xfrm>
+                      <a:prstGeom prst="rect">
+                        <a:avLst/>
+                      </a:prstGeom>
+                      <a:solidFill>
+                        <a:srgbClr val="532A44"/>
+                      </a:solidFill>
+                    </wps:spPr>
+                    <wps:style>
+                      <a:lnRef idx="2">
+                        <a:schemeClr val="accent1">
+                          <a:shade val="50000"/>
+                        </a:schemeClr>
+                      </a:lnRef>
+                      <a:fillRef idx="1">
+                        <a:schemeClr val="accent1"/>
+                      </a:fillRef>
+                      <a:effectRef idx="0">
+                        <a:schemeClr val="accent1"/>
+                      </a:effectRef>
+                      <a:fontRef idx="minor">
+                        <a:schemeClr val="lt1"/>
+                      </a:fontRef>
+                    </wps:style>
+                    <wps:bodyPr rot="0" spcFirstLastPara="0" vertOverflow="overflow" horzOverflow="overflow" vert="horz" wrap="square" lIns="91440" tIns="45720" rIns="91440" bIns="45720" numCol="1" spcCol="0" rtlCol="0" fromWordArt="0" anchor="ctr" anchorCtr="0" forceAA="0" compatLnSpc="1">
+                      <a:prstTxWarp prst="textNoShape">
+                        <a:avLst/>
+                      </a:prstTxWarp>
+                      <a:noAutofit/>
+                    </wps:bodyPr>
+                  </wps:wsp>
+                </a:graphicData>
+              </a:graphic>
+              <wp14:sizeRelH relativeFrom="margin">
+                <wp14:pctWidth>0</wp14:pctWidth>
+              </wp14:sizeRelH>
+              <wp14:sizeRelV relativeFrom="margin">
+                <wp14:pctHeight>0</wp14:pctHeight>
+              </wp14:sizeRelV>
+            </wp:anchor>
+          </w:drawing>
+        </mc:Choice>
+        <mc:Fallback>
+          <w:pict>
+            <v:rect w14:anchorId="32B2BB66" id="Rectangle 2" o:spid="_x0000_s1026" style="position:absolute;margin-left:0;margin-top:2.8pt;width:596.25pt;height:33.8pt;z-index:251661312;visibility:visible;mso-wrap-style:square;mso-width-percent:0;mso-height-percent:0;mso-wrap-distance-left:9pt;mso-wrap-distance-top:0;mso-wrap-distance-right:9pt;mso-wrap-distance-bottom:0;mso-position-horizontal:left;mso-position-horizontal-relative:page;mso-position-vertical:absolute;mso-position-vertical-relative:text;mso-width-percent:0;mso-height-percent:0;mso-width-relative:margin;mso-height-relative:margin;v-text-anchor:middle" o:gfxdata="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" fillcolor="#532a44" strokecolor="#1f3763 [1604]" strokeweight="1pt">
+              <w10:wrap anchorx="page"/>
+            </v:rect>
+          </w:pict>
+        </mc:Fallback>
+      </mc:AlternateContent>
+    </w:r>
   </w:p>
 </w:ftr>
 </file>
@@ -2751,7 +2774,21 @@
 <w:ftr xmlns:wpc="http://schemas.microsoft.com/office/word/2010/wordprocessingCanvas" xmlns:cx="http://schemas.microsoft.com/office/drawing/2014/chartex" xmlns:cx1="http://schemas.microsoft.com/office/drawing/2015/9/8/chartex" xmlns:cx2="http://schemas.microsoft.com/office/drawing/2015/10/21/chartex" xmlns:cx3="http://schemas.microsoft.com/office/drawing/2016/5/9/chartex" xmlns:cx4="http://schemas.microsoft.com/office/drawing/2016/5/10/chartex" xmlns:cx5="http://schemas.microsoft.com/office/drawing/2016/5/11/chartex" xmlns:cx6="http://schemas.microsoft.com/office/drawing/2016/5/12/chartex" xmlns:cx7="http://schemas.microsoft.com/office/drawing/2016/5/13/chartex" xmlns:cx8="http://schemas.microsoft.com/office/drawing/2016/5/14/chartex" xmlns:mc="http://schemas.openxmlformats.org/markup-compatibility/2006" xmlns:aink="http://schemas.microsoft.com/office/drawing/2016/ink" xmlns:am3d="http://schemas.microsoft.com/office/drawing/2017/model3d" xmlns:o="urn:schemas-microsoft-com:office:office" xmlns:r="http://schemas.openxmlformats.org/officeDocument/2006/relationships" xmlns:m="http://schemas.openxmlformats.org/officeDocument/2006/math" xmlns:v="urn:schemas-microsoft-com:vml" xmlns:wp14="http://schemas.microsoft.com/office/word/2010/wordprocessingDrawing" xmlns:wp="http://schemas.openxmlformats.org/drawingml/2006/wordprocessingDrawing" xmlns:w10="urn:schemas-microsoft-com:office:word" xmlns:w="http://schemas.openxmlformats.org/wordprocessingml/2006/main" xmlns:w14="http://schemas.microsoft.com/office/word/2010/wordml" xmlns:w15="http://schemas.microsoft.com/office/word/2012/wordml" xmlns:w16cex="http://schemas.microsoft.com/office/word/2018/wordml/cex" xmlns:w16cid="http://schemas.microsoft.com/office/word/2016/wordml/cid" xmlns:w16="http://schemas.microsoft.com/office/word/2018/wordml" xmlns:w16sdtdh="http://schemas.microsoft.com/office/word/2020/wordml/sdtdatahash" xmlns:w16se="http://schemas.microsoft.com/office/word/2015/wordml/symex" xmlns:wpg="http://schemas.microsoft.com/office/word/2010/wordprocessingGroup" xmlns:wpi="http://schemas.microsoft.com/office/word/2010/wordprocessingInk" xmlns:wne="http://schemas.microsoft.com/office/word/2006/wordml" xmlns:wps="http://schemas.microsoft.com/office/word/2010/wordprocessingShape" mc:Ignorable="w14 w15 w16se w16cid w16 w16cex w16sdtdh wp14">
   <w:p>
     <w:pPr>
-      <w:pStyle w:val="Footer"/>
+      <w:pBdr>
+        <w:top w:val="nil"/>
+        <w:left w:val="nil"/>
+        <w:bottom w:val="nil"/>
+        <w:right w:val="nil"/>
+        <w:between w:val="nil"/>
+      </w:pBdr>
+      <w:tabs>
+        <w:tab w:val="center" w:pos="4680"/>
+        <w:tab w:val="right" w:pos="9360"/>
+      </w:tabs>
+      <w:spacing w:after="0" w:line="240" w:lineRule="auto"/>
+      <w:rPr>
+        <w:color w:val="000000"/>
+      </w:rPr>
     </w:pPr>
   </w:p>
 </w:ftr>
@@ -2786,7 +2823,21 @@
 <w:hdr xmlns:wpc="http://schemas.microsoft.com/office/word/2010/wordprocessingCanvas" xmlns:cx="http://schemas.microsoft.com/office/drawing/2014/chartex" xmlns:cx1="http://schemas.microsoft.com/office/drawing/2015/9/8/chartex" xmlns:cx2="http://schemas.microsoft.com/office/drawing/2015/10/21/chartex" xmlns:cx3="http://schemas.microsoft.com/office/drawing/2016/5/9/chartex" xmlns:cx4="http://schemas.microsoft.com/office/drawing/2016/5/10/chartex" xmlns:cx5="http://schemas.microsoft.com/office/drawing/2016/5/11/chartex" xmlns:cx6="http://schemas.microsoft.com/office/drawing/2016/5/12/chartex" xmlns:cx7="http://schemas.microsoft.com/office/drawing/2016/5/13/chartex" xmlns:cx8="http://schemas.microsoft.com/office/drawing/2016/5/14/chartex" xmlns:mc="http://schemas.openxmlformats.org/markup-compatibility/2006" xmlns:aink="http://schemas.microsoft.com/office/drawing/2016/ink" xmlns:am3d="http://schemas.microsoft.com/office/drawing/2017/model3d" xmlns:o="urn:schemas-microsoft-com:office:office" xmlns:r="http://schemas.openxmlformats.org/officeDocument/2006/relationships" xmlns:m="http://schemas.openxmlformats.org/officeDocument/2006/math" xmlns:v="urn:schemas-microsoft-com:vml" xmlns:wp14="http://schemas.microsoft.com/office/word/2010/wordprocessingDrawing" xmlns:wp="http://schemas.openxmlformats.org/drawingml/2006/wordprocessingDrawing" xmlns:w10="urn:schemas-microsoft-com:office:word" xmlns:w="http://schemas.openxmlformats.org/wordprocessingml/2006/main" xmlns:w14="http://schemas.microsoft.com/office/word/2010/wordml" xmlns:w15="http://schemas.microsoft.com/office/word/2012/wordml" xmlns:w16cex="http://schemas.microsoft.com/office/word/2018/wordml/cex" xmlns:w16cid="http://schemas.microsoft.com/office/word/2016/wordml/cid" xmlns:w16="http://schemas.microsoft.com/office/word/2018/wordml" xmlns:w16sdtdh="http://schemas.microsoft.com/office/word/2020/wordml/sdtdatahash" xmlns:w16se="http://schemas.microsoft.com/office/word/2015/wordml/symex" xmlns:wpg="http://schemas.microsoft.com/office/word/2010/wordprocessingGroup" xmlns:wpi="http://schemas.microsoft.com/office/word/2010/wordprocessingInk" xmlns:wne="http://schemas.microsoft.com/office/word/2006/wordml" xmlns:wps="http://schemas.microsoft.com/office/word/2010/wordprocessingShape" mc:Ignorable="w14 w15 w16se w16cid w16 w16cex w16sdtdh wp14">
   <w:p>
     <w:pPr>
-      <w:pStyle w:val="Header"/>
+      <w:pBdr>
+        <w:top w:val="nil"/>
+        <w:left w:val="nil"/>
+        <w:bottom w:val="nil"/>
+        <w:right w:val="nil"/>
+        <w:between w:val="nil"/>
+      </w:pBdr>
+      <w:tabs>
+        <w:tab w:val="center" w:pos="4680"/>
+        <w:tab w:val="right" w:pos="9360"/>
+      </w:tabs>
+      <w:spacing w:after="0" w:line="240" w:lineRule="auto"/>
+      <w:rPr>
+        <w:color w:val="000000"/>
+      </w:rPr>
     </w:pPr>
   </w:p>
 </w:hdr>
@@ -2794,20 +2845,121 @@
 
 <file path=word/header2.xml><?xml version="1.0" encoding="utf-8"?>
 <w:hdr xmlns:wpc="http://schemas.microsoft.com/office/word/2010/wordprocessingCanvas" xmlns:cx="http://schemas.microsoft.com/office/drawing/2014/chartex" xmlns:cx1="http://schemas.microsoft.com/office/drawing/2015/9/8/chartex" xmlns:cx2="http://schemas.microsoft.com/office/drawing/2015/10/21/chartex" xmlns:cx3="http://schemas.microsoft.com/office/drawing/2016/5/9/chartex" xmlns:cx4="http://schemas.microsoft.com/office/drawing/2016/5/10/chartex" xmlns:cx5="http://schemas.microsoft.com/office/drawing/2016/5/11/chartex" xmlns:cx6="http://schemas.microsoft.com/office/drawing/2016/5/12/chartex" xmlns:cx7="http://schemas.microsoft.com/office/drawing/2016/5/13/chartex" xmlns:cx8="http://schemas.microsoft.com/office/drawing/2016/5/14/chartex" xmlns:mc="http://schemas.openxmlformats.org/markup-compatibility/2006" xmlns:aink="http://schemas.microsoft.com/office/drawing/2016/ink" xmlns:am3d="http://schemas.microsoft.com/office/drawing/2017/model3d" xmlns:o="urn:schemas-microsoft-com:office:office" xmlns:r="http://schemas.openxmlformats.org/officeDocument/2006/relationships" xmlns:m="http://schemas.openxmlformats.org/officeDocument/2006/math" xmlns:v="urn:schemas-microsoft-com:vml" xmlns:wp14="http://schemas.microsoft.com/office/word/2010/wordprocessingDrawing" xmlns:wp="http://schemas.openxmlformats.org/drawingml/2006/wordprocessingDrawing" xmlns:w10="urn:schemas-microsoft-com:office:word" xmlns:w="http://schemas.openxmlformats.org/wordprocessingml/2006/main" xmlns:w14="http://schemas.microsoft.com/office/word/2010/wordml" xmlns:w15="http://schemas.microsoft.com/office/word/2012/wordml" xmlns:w16cex="http://schemas.microsoft.com/office/word/2018/wordml/cex" xmlns:w16cid="http://schemas.microsoft.com/office/word/2016/wordml/cid" xmlns:w16="http://schemas.microsoft.com/office/word/2018/wordml" xmlns:w16sdtdh="http://schemas.microsoft.com/office/word/2020/wordml/sdtdatahash" xmlns:w16se="http://schemas.microsoft.com/office/word/2015/wordml/symex" xmlns:wpg="http://schemas.microsoft.com/office/word/2010/wordprocessingGroup" xmlns:wpi="http://schemas.microsoft.com/office/word/2010/wordprocessingInk" xmlns:wne="http://schemas.microsoft.com/office/word/2006/wordml" xmlns:wps="http://schemas.microsoft.com/office/word/2010/wordprocessingShape" mc:Ignorable="w14 w15 w16se w16cid w16 w16cex w16sdtdh wp14">
+  <w:p>
+    <w:pPr>
+      <w:widowControl w:val="0"/>
+      <w:pBdr>
+        <w:top w:val="nil"/>
+        <w:left w:val="nil"/>
+        <w:bottom w:val="nil"/>
+        <w:right w:val="nil"/>
+        <w:between w:val="nil"/>
+      </w:pBdr>
+      <w:spacing w:after="0" w:line="276" w:lineRule="auto"/>
+      <w:rPr>
+        <w:color w:val="000000"/>
+        <w:sz w:val="2"/>
+        <w:szCs w:val="2"/>
+      </w:rPr>
+    </w:pPr>
+    <w:r>
+      <w:rPr>
+        <w:noProof/>
+        <w:color w:val="000000"/>
+        <w:sz w:val="2"/>
+        <w:szCs w:val="2"/>
+      </w:rPr>
+      <mc:AlternateContent>
+        <mc:Choice Requires="wps">
+          <w:drawing>
+            <wp:anchor distT="0" distB="0" distL="114300" distR="114300" simplePos="0" relativeHeight="251659264" behindDoc="1" locked="0" layoutInCell="1" allowOverlap="1" wp14:anchorId="55F464C5" wp14:editId="5F1EC5D7">
+              <wp:simplePos x="0" y="0"/>
+              <wp:positionH relativeFrom="page">
+                <wp:align>left</wp:align>
+              </wp:positionH>
+              <wp:positionV relativeFrom="paragraph">
+                <wp:posOffset>-1</wp:posOffset>
+              </wp:positionV>
+              <wp:extent cx="7607808" cy="1104595"/>
+              <wp:effectExtent l="0" t="0" r="12700" b="19685"/>
+              <wp:wrapNone/>
+              <wp:docPr id="1" name="Rectangle 1"/>
+              <wp:cNvGraphicFramePr/>
+              <a:graphic xmlns:a="http://schemas.openxmlformats.org/drawingml/2006/main">
+                <a:graphicData uri="http://schemas.microsoft.com/office/word/2010/wordprocessingShape">
+                  <wps:wsp>
+                    <wps:cNvSpPr/>
+                    <wps:spPr>
+                      <a:xfrm>
+                        <a:off x="0" y="0"/>
+                        <a:ext cx="7607808" cy="1207008"/>
+                      </a:xfrm>
+                      <a:prstGeom prst="rect">
+                        <a:avLst/>
+                      </a:prstGeom>
+                      <a:solidFill>
+                        <a:srgbClr val="532A44"/>
+                      </a:solidFill>
+                    </wps:spPr>
+                    <wps:style>
+                      <a:lnRef idx="2">
+                        <a:schemeClr val="accent1">
+                          <a:shade val="50000"/>
+                        </a:schemeClr>
+                      </a:lnRef>
+                      <a:fillRef idx="1">
+                        <a:schemeClr val="accent1"/>
+                      </a:fillRef>
+                      <a:effectRef idx="0">
+                        <a:schemeClr val="accent1"/>
+                      </a:effectRef>
+                      <a:fontRef idx="minor">
+                        <a:schemeClr val="lt1"/>
+                      </a:fontRef>
+                    </wps:style>
+                    <wps:bodyPr rot="0" spcFirstLastPara="0" vertOverflow="overflow" horzOverflow="overflow" vert="horz" wrap="square" lIns="91440" tIns="45720" rIns="91440" bIns="45720" numCol="1" spcCol="0" rtlCol="0" fromWordArt="0" anchor="ctr" anchorCtr="0" forceAA="0" compatLnSpc="1">
+                      <a:prstTxWarp prst="textNoShape">
+                        <a:avLst/>
+                      </a:prstTxWarp>
+                      <a:noAutofit/>
+                    </wps:bodyPr>
+                  </wps:wsp>
+                </a:graphicData>
+              </a:graphic>
+              <wp14:sizeRelH relativeFrom="margin">
+                <wp14:pctWidth>0</wp14:pctWidth>
+              </wp14:sizeRelH>
+              <wp14:sizeRelV relativeFrom="margin">
+                <wp14:pctHeight>0</wp14:pctHeight>
+              </wp14:sizeRelV>
+            </wp:anchor>
+          </w:drawing>
+        </mc:Choice>
+        <mc:Fallback>
+          <w:pict>
+            <v:rect w14:anchorId="0865D01D" id="Rectangle 1" o:spid="_x0000_s1026" style="position:absolute;margin-left:0;margin-top:0;width:599.05pt;height:87pt;z-index:-251657216;visibility:visible;mso-wrap-style:square;mso-width-percent:0;mso-height-percent:0;mso-wrap-distance-left:9pt;mso-wrap-distance-top:0;mso-wrap-distance-right:9pt;mso-wrap-distance-bottom:0;mso-position-horizontal:left;mso-position-horizontal-relative:page;mso-position-vertical:absolute;mso-position-vertical-relative:text;mso-width-percent:0;mso-height-percent:0;mso-width-relative:margin;mso-height-relative:margin;v-text-anchor:middle" o:gfxdata="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" fillcolor="#532a44" strokecolor="#1f3763 [1604]" strokeweight="1pt">
+              <w10:wrap anchorx="page"/>
+            </v:rect>
+          </w:pict>
+        </mc:Fallback>
+      </mc:AlternateContent>
+    </w:r>
+  </w:p>
   <w:tbl>
     <w:tblPr>
-      <w:tblStyle w:val="TableGrid"/>
+      <w:tblStyle w:val="a8"/>
       <w:tblW w:w="12049" w:type="dxa"/>
       <w:tblInd w:w="-714" w:type="dxa"/>
       <w:tblBorders>
-        <w:top w:val="none" w:sz="0" w:space="0" w:color="auto"/>
-        <w:left w:val="none" w:sz="0" w:space="0" w:color="auto"/>
-        <w:bottom w:val="none" w:sz="0" w:space="0" w:color="auto"/>
-        <w:right w:val="none" w:sz="0" w:space="0" w:color="auto"/>
-        <w:insideH w:val="none" w:sz="0" w:space="0" w:color="auto"/>
-        <w:insideV w:val="none" w:sz="0" w:space="0" w:color="auto"/>
+        <w:top w:val="nil"/>
+        <w:left w:val="nil"/>
+        <w:bottom w:val="nil"/>
+        <w:right w:val="nil"/>
+        <w:insideH w:val="nil"/>
+        <w:insideV w:val="nil"/>
       </w:tblBorders>
-      <w:tblLook w:val="04A0" w:firstRow="1" w:lastRow="0" w:firstColumn="1" w:lastColumn="0" w:noHBand="0" w:noVBand="1"/>
+      <w:tblLayout w:type="fixed"/>
+      <w:tblLook w:val="0400" w:firstRow="0" w:lastRow="0" w:firstColumn="0" w:lastColumn="0" w:noHBand="0" w:noVBand="1"/>
     </w:tblPr>
     <w:tblGrid>
       <w:gridCol w:w="6140"/>
@@ -2820,48 +2972,55 @@
       <w:tc>
         <w:tcPr>
           <w:tcW w:w="6140" w:type="dxa"/>
-          <w:shd w:val="clear" w:color="auto" w:fill="532A44"/>
+          <w:shd w:val="clear" w:color="auto" w:fill="auto"/>
           <w:vAlign w:val="center"/>
         </w:tcPr>
         <w:p>
           <w:pPr>
-            <w:pStyle w:val="Footer"/>
+            <w:pBdr>
+              <w:top w:val="nil"/>
+              <w:left w:val="nil"/>
+              <w:bottom w:val="nil"/>
+              <w:right w:val="nil"/>
+              <w:between w:val="nil"/>
+            </w:pBdr>
+            <w:tabs>
+              <w:tab w:val="center" w:pos="4680"/>
+              <w:tab w:val="right" w:pos="9360"/>
+            </w:tabs>
             <w:ind w:left="624"/>
+            <w:rPr>
+              <w:color w:val="000000"/>
+            </w:rPr>
           </w:pPr>
-          <w:bookmarkStart w:id="0" w:name="_Hlk218850418"/>
+          <w:bookmarkStart w:id="0" w:name="_heading=h.wo3w7zmjf5fh" w:colFirst="0" w:colLast="0"/>
+          <w:bookmarkEnd w:id="0"/>
           <w:r>
             <w:rPr>
               <w:noProof/>
+              <w:color w:val="000000"/>
             </w:rPr>
             <w:drawing>
-              <wp:inline distT="0" distB="0" distL="0" distR="0" wp14:anchorId="515F8132" wp14:editId="31C3E2DE">
+              <wp:inline distT="0" distB="0" distL="0" distR="0" wp14:anchorId="07E41F7B" wp14:editId="55986502">
                 <wp:extent cx="542925" cy="883920"/>
-                <wp:effectExtent l="0" t="0" r="9525" b="0"/>
-                <wp:docPr id="1" name="Picture 1"/>
-                <wp:cNvGraphicFramePr>
-                  <a:graphicFrameLocks xmlns:a="http://schemas.openxmlformats.org/drawingml/2006/main" noChangeAspect="1"/>
-                </wp:cNvGraphicFramePr>
+                <wp:effectExtent l="0" t="0" r="0" b="0"/>
+                <wp:docPr id="8" name="image2.png"/>
+                <wp:cNvGraphicFramePr/>
                 <a:graphic xmlns:a="http://schemas.openxmlformats.org/drawingml/2006/main">
                   <a:graphicData uri="http://schemas.openxmlformats.org/drawingml/2006/picture">
                     <pic:pic xmlns:pic="http://schemas.openxmlformats.org/drawingml/2006/picture">
                       <pic:nvPicPr>
-                        <pic:cNvPr id="1" name="Picture 1"/>
-                        <pic:cNvPicPr>
-                          <a:picLocks noChangeAspect="1" noChangeArrowheads="1"/>
-                        </pic:cNvPicPr>
+                        <pic:cNvPr id="0" name="image2.png"/>
+                        <pic:cNvPicPr preferRelativeResize="0"/>
                       </pic:nvPicPr>
-                      <pic:blipFill rotWithShape="1">
-                        <a:blip r:embed="rId1">
-                          <a:extLst>
-                            <a:ext uri="{28A0092B-C50C-407E-A947-70E740481C1C}">
-                              <a14:useLocalDpi xmlns:a14="http://schemas.microsoft.com/office/drawing/2010/main" val="0"/>
-                            </a:ext>
-                          </a:extLst>
-                        </a:blip>
-                        <a:srcRect l="27210" t="9346" r="22725" b="9144"/>
-                        <a:stretch/>
+                      <pic:blipFill>
+                        <a:blip r:embed="rId1"/>
+                        <a:srcRect l="27210" t="9346" r="22724" b="9143"/>
+                        <a:stretch>
+                          <a:fillRect/>
+                        </a:stretch>
                       </pic:blipFill>
-                      <pic:spPr bwMode="auto">
+                      <pic:spPr>
                         <a:xfrm>
                           <a:off x="0" y="0"/>
                           <a:ext cx="542925" cy="883920"/>
@@ -2869,15 +3028,7 @@
                         <a:prstGeom prst="rect">
                           <a:avLst/>
                         </a:prstGeom>
-                        <a:noFill/>
-                        <a:ln>
-                          <a:noFill/>
-                        </a:ln>
-                        <a:extLst>
-                          <a:ext uri="{53640926-AAD7-44D8-BBD7-CCE9431645EC}">
-                            <a14:shadowObscured xmlns:a14="http://schemas.microsoft.com/office/drawing/2010/main"/>
-                          </a:ext>
-                        </a:extLst>
+                        <a:ln/>
                       </pic:spPr>
                     </pic:pic>
                   </a:graphicData>
@@ -2890,22 +3041,39 @@
       <w:tc>
         <w:tcPr>
           <w:tcW w:w="5909" w:type="dxa"/>
-          <w:shd w:val="clear" w:color="auto" w:fill="532A44"/>
+          <w:shd w:val="clear" w:color="auto" w:fill="auto"/>
           <w:vAlign w:val="center"/>
         </w:tcPr>
+        <w:p>
+          <w:pPr>
+            <w:widowControl w:val="0"/>
+            <w:pBdr>
+              <w:top w:val="nil"/>
+              <w:left w:val="nil"/>
+              <w:bottom w:val="nil"/>
+              <w:right w:val="nil"/>
+              <w:between w:val="nil"/>
+            </w:pBdr>
+            <w:spacing w:line="276" w:lineRule="auto"/>
+            <w:rPr>
+              <w:color w:val="000000"/>
+            </w:rPr>
+          </w:pPr>
+        </w:p>
         <w:tbl>
           <w:tblPr>
-            <w:tblStyle w:val="TableGrid"/>
-            <w:tblW w:w="0" w:type="auto"/>
+            <w:tblStyle w:val="a9"/>
+            <w:tblW w:w="5683" w:type="dxa"/>
             <w:tblBorders>
-              <w:top w:val="none" w:sz="0" w:space="0" w:color="auto"/>
-              <w:left w:val="none" w:sz="0" w:space="0" w:color="auto"/>
-              <w:bottom w:val="none" w:sz="0" w:space="0" w:color="auto"/>
-              <w:right w:val="none" w:sz="0" w:space="0" w:color="auto"/>
-              <w:insideH w:val="none" w:sz="0" w:space="0" w:color="auto"/>
-              <w:insideV w:val="none" w:sz="0" w:space="0" w:color="auto"/>
+              <w:top w:val="nil"/>
+              <w:left w:val="nil"/>
+              <w:bottom w:val="nil"/>
+              <w:right w:val="nil"/>
+              <w:insideH w:val="nil"/>
+              <w:insideV w:val="nil"/>
             </w:tblBorders>
-            <w:tblLook w:val="04A0" w:firstRow="1" w:lastRow="0" w:firstColumn="1" w:lastColumn="0" w:noHBand="0" w:noVBand="1"/>
+            <w:tblLayout w:type="fixed"/>
+            <w:tblLook w:val="0400" w:firstRow="0" w:lastRow="0" w:firstColumn="0" w:lastColumn="0" w:noHBand="0" w:noVBand="1"/>
           </w:tblPr>
           <w:tblGrid>
             <w:gridCol w:w="3833"/>
@@ -2922,21 +3090,33 @@
               </w:tcPr>
               <w:p>
                 <w:pPr>
-                  <w:pStyle w:val="Footer"/>
+                  <w:pBdr>
+                    <w:top w:val="nil"/>
+                    <w:left w:val="nil"/>
+                    <w:bottom w:val="nil"/>
+                    <w:right w:val="nil"/>
+                    <w:between w:val="nil"/>
+                  </w:pBdr>
+                  <w:tabs>
+                    <w:tab w:val="center" w:pos="4680"/>
+                    <w:tab w:val="right" w:pos="9360"/>
+                  </w:tabs>
                   <w:jc w:val="right"/>
                   <w:rPr>
-                    <w:rFonts w:ascii="Inter" w:hAnsi="Inter"/>
+                    <w:rFonts w:ascii="Inter" w:eastAsia="Inter" w:hAnsi="Inter" w:cs="Inter"/>
                     <w:b/>
                     <w:bCs/>
+                    <w:color w:val="FFFFFF" w:themeColor="background1"/>
                     <w:sz w:val="20"/>
                     <w:szCs w:val="20"/>
                   </w:rPr>
                 </w:pPr>
                 <w:r>
                   <w:rPr>
-                    <w:rFonts w:ascii="Inter" w:hAnsi="Inter"/>
+                    <w:rFonts w:ascii="Inter" w:eastAsia="Inter" w:hAnsi="Inter" w:cs="Inter"/>
                     <w:b/>
                     <w:bCs/>
+                    <w:color w:val="FFFFFF" w:themeColor="background1"/>
                     <w:sz w:val="20"/>
                     <w:szCs w:val="20"/>
                   </w:rPr>
@@ -2952,57 +3132,59 @@
               </w:tcPr>
               <w:p>
                 <w:pPr>
-                  <w:pStyle w:val="Footer"/>
+                  <w:pBdr>
+                    <w:top w:val="nil"/>
+                    <w:left w:val="nil"/>
+                    <w:bottom w:val="nil"/>
+                    <w:right w:val="nil"/>
+                    <w:between w:val="nil"/>
+                  </w:pBdr>
+                  <w:tabs>
+                    <w:tab w:val="center" w:pos="4680"/>
+                    <w:tab w:val="right" w:pos="9360"/>
+                  </w:tabs>
                   <w:ind w:right="454"/>
                   <w:jc w:val="right"/>
                   <w:rPr>
-                    <w:rFonts w:ascii="Inter" w:hAnsi="Inter"/>
+                    <w:rFonts w:ascii="Inter" w:eastAsia="Inter" w:hAnsi="Inter" w:cs="Inter"/>
                     <w:b/>
                     <w:bCs/>
+                    <w:color w:val="000000"/>
                     <w:sz w:val="20"/>
                     <w:szCs w:val="20"/>
                   </w:rPr>
                 </w:pPr>
                 <w:r>
                   <w:rPr>
-                    <w:rFonts w:ascii="Inter" w:hAnsi="Inter"/>
+                    <w:rFonts w:ascii="Inter" w:eastAsia="Inter" w:hAnsi="Inter" w:cs="Inter"/>
                     <w:b/>
                     <w:bCs/>
                     <w:noProof/>
+                    <w:color w:val="000000"/>
                     <w:sz w:val="20"/>
                     <w:szCs w:val="20"/>
                   </w:rPr>
                   <w:drawing>
-                    <wp:inline distT="0" distB="0" distL="0" distR="0" wp14:anchorId="69EF92BF" wp14:editId="3B8CCB55">
-                      <wp:extent cx="723014" cy="723014"/>
-                      <wp:effectExtent l="0" t="0" r="1270" b="1270"/>
-                      <wp:docPr id="5" name="Picture 5"/>
-                      <wp:cNvGraphicFramePr>
-                        <a:graphicFrameLocks xmlns:a="http://schemas.openxmlformats.org/drawingml/2006/main" noChangeAspect="1"/>
-                      </wp:cNvGraphicFramePr>
+                    <wp:inline distT="0" distB="0" distL="0" distR="0" wp14:anchorId="5267E7D3" wp14:editId="77356B48">
+                      <wp:extent cx="728465" cy="728465"/>
+                      <wp:effectExtent l="0" t="0" r="0" b="0"/>
+                      <wp:docPr id="7" name="image3.png"/>
+                      <wp:cNvGraphicFramePr/>
                       <a:graphic xmlns:a="http://schemas.openxmlformats.org/drawingml/2006/main">
                         <a:graphicData uri="http://schemas.openxmlformats.org/drawingml/2006/picture">
                           <pic:pic xmlns:pic="http://schemas.openxmlformats.org/drawingml/2006/picture">
                             <pic:nvPicPr>
-                              <pic:cNvPr id="0" name="Picture 2"/>
-                              <pic:cNvPicPr>
-                                <a:picLocks noChangeAspect="1" noChangeArrowheads="1"/>
-                              </pic:cNvPicPr>
+                              <pic:cNvPr id="0" name="image3.png"/>
+                              <pic:cNvPicPr preferRelativeResize="0"/>
                             </pic:nvPicPr>
                             <pic:blipFill>
-                              <a:blip r:embed="rId2">
-                                <a:extLst>
-                                  <a:ext uri="{28A0092B-C50C-407E-A947-70E740481C1C}">
-                                    <a14:useLocalDpi xmlns:a14="http://schemas.microsoft.com/office/drawing/2010/main" val="0"/>
-                                  </a:ext>
-                                </a:extLst>
-                              </a:blip>
+                              <a:blip r:embed="rId2"/>
                               <a:srcRect/>
                               <a:stretch>
                                 <a:fillRect/>
                               </a:stretch>
                             </pic:blipFill>
-                            <pic:spPr bwMode="auto">
+                            <pic:spPr>
                               <a:xfrm>
                                 <a:off x="0" y="0"/>
                                 <a:ext cx="728465" cy="728465"/>
@@ -3010,10 +3192,7 @@
                               <a:prstGeom prst="rect">
                                 <a:avLst/>
                               </a:prstGeom>
-                              <a:noFill/>
-                              <a:ln>
-                                <a:noFill/>
-                              </a:ln>
+                              <a:ln/>
                             </pic:spPr>
                           </pic:pic>
                         </a:graphicData>
@@ -3032,18 +3211,30 @@
               </w:tcPr>
               <w:p>
                 <w:pPr>
-                  <w:pStyle w:val="Footer"/>
+                  <w:pBdr>
+                    <w:top w:val="nil"/>
+                    <w:left w:val="nil"/>
+                    <w:bottom w:val="nil"/>
+                    <w:right w:val="nil"/>
+                    <w:between w:val="nil"/>
+                  </w:pBdr>
+                  <w:tabs>
+                    <w:tab w:val="center" w:pos="4680"/>
+                    <w:tab w:val="right" w:pos="9360"/>
+                  </w:tabs>
                   <w:spacing w:line="276" w:lineRule="auto"/>
                   <w:jc w:val="right"/>
                   <w:rPr>
-                    <w:rFonts w:ascii="Inter" w:hAnsi="Inter"/>
+                    <w:rFonts w:ascii="Inter" w:eastAsia="Inter" w:hAnsi="Inter" w:cs="Inter"/>
+                    <w:color w:val="FFFFFF" w:themeColor="background1"/>
                     <w:sz w:val="18"/>
                     <w:szCs w:val="18"/>
                   </w:rPr>
                 </w:pPr>
                 <w:r>
                   <w:rPr>
-                    <w:rFonts w:ascii="Inter" w:hAnsi="Inter"/>
+                    <w:rFonts w:ascii="Inter" w:eastAsia="Inter" w:hAnsi="Inter" w:cs="Inter"/>
+                    <w:color w:val="FFFFFF" w:themeColor="background1"/>
                     <w:sz w:val="18"/>
                     <w:szCs w:val="18"/>
                   </w:rPr>
@@ -3052,18 +3243,30 @@
               </w:p>
               <w:p>
                 <w:pPr>
-                  <w:pStyle w:val="Footer"/>
+                  <w:pBdr>
+                    <w:top w:val="nil"/>
+                    <w:left w:val="nil"/>
+                    <w:bottom w:val="nil"/>
+                    <w:right w:val="nil"/>
+                    <w:between w:val="nil"/>
+                  </w:pBdr>
+                  <w:tabs>
+                    <w:tab w:val="center" w:pos="4680"/>
+                    <w:tab w:val="right" w:pos="9360"/>
+                  </w:tabs>
                   <w:spacing w:line="276" w:lineRule="auto"/>
                   <w:jc w:val="right"/>
                   <w:rPr>
-                    <w:rFonts w:ascii="Inter" w:hAnsi="Inter"/>
+                    <w:rFonts w:ascii="Inter" w:eastAsia="Inter" w:hAnsi="Inter" w:cs="Inter"/>
+                    <w:color w:val="FFFFFF" w:themeColor="background1"/>
                     <w:sz w:val="18"/>
                     <w:szCs w:val="18"/>
                   </w:rPr>
                 </w:pPr>
                 <w:r>
                   <w:rPr>
-                    <w:rFonts w:ascii="Inter" w:hAnsi="Inter"/>
+                    <w:rFonts w:ascii="Inter" w:eastAsia="Inter" w:hAnsi="Inter" w:cs="Inter"/>
+                    <w:color w:val="FFFFFF" w:themeColor="background1"/>
                     <w:sz w:val="18"/>
                     <w:szCs w:val="18"/>
                   </w:rPr>
@@ -3072,11 +3275,22 @@
               </w:p>
               <w:p>
                 <w:pPr>
-                  <w:pStyle w:val="Footer"/>
+                  <w:pBdr>
+                    <w:top w:val="nil"/>
+                    <w:left w:val="nil"/>
+                    <w:bottom w:val="nil"/>
+                    <w:right w:val="nil"/>
+                    <w:between w:val="nil"/>
+                  </w:pBdr>
+                  <w:tabs>
+                    <w:tab w:val="center" w:pos="4680"/>
+                    <w:tab w:val="right" w:pos="9360"/>
+                  </w:tabs>
                   <w:spacing w:line="276" w:lineRule="auto"/>
                   <w:jc w:val="right"/>
                   <w:rPr>
-                    <w:rFonts w:ascii="Inter" w:hAnsi="Inter"/>
+                    <w:rFonts w:ascii="Inter" w:eastAsia="Inter" w:hAnsi="Inter" w:cs="Inter"/>
+                    <w:color w:val="FFFFFF" w:themeColor="background1"/>
                     <w:sz w:val="18"/>
                     <w:szCs w:val="18"/>
                   </w:rPr>
@@ -3084,7 +3298,8 @@
                 <w:proofErr w:type="spellStart"/>
                 <w:r>
                   <w:rPr>
-                    <w:rFonts w:ascii="Inter" w:hAnsi="Inter"/>
+                    <w:rFonts w:ascii="Inter" w:eastAsia="Inter" w:hAnsi="Inter" w:cs="Inter"/>
+                    <w:color w:val="FFFFFF" w:themeColor="background1"/>
                     <w:sz w:val="18"/>
                     <w:szCs w:val="18"/>
                   </w:rPr>
@@ -3093,7 +3308,8 @@
                 <w:proofErr w:type="spellEnd"/>
                 <w:r>
                   <w:rPr>
-                    <w:rFonts w:ascii="Inter" w:hAnsi="Inter"/>
+                    <w:rFonts w:ascii="Inter" w:eastAsia="Inter" w:hAnsi="Inter" w:cs="Inter"/>
+                    <w:color w:val="FFFFFF" w:themeColor="background1"/>
                     <w:sz w:val="18"/>
                     <w:szCs w:val="18"/>
                   </w:rPr>
@@ -3105,14 +3321,22 @@
               <w:tcPr>
                 <w:tcW w:w="1850" w:type="dxa"/>
                 <w:vMerge/>
+                <w:vAlign w:val="center"/>
               </w:tcPr>
               <w:p>
                 <w:pPr>
-                  <w:pStyle w:val="Footer"/>
+                  <w:widowControl w:val="0"/>
+                  <w:pBdr>
+                    <w:top w:val="nil"/>
+                    <w:left w:val="nil"/>
+                    <w:bottom w:val="nil"/>
+                    <w:right w:val="nil"/>
+                    <w:between w:val="nil"/>
+                  </w:pBdr>
                   <w:spacing w:line="276" w:lineRule="auto"/>
-                  <w:jc w:val="right"/>
                   <w:rPr>
-                    <w:rFonts w:ascii="Inter" w:hAnsi="Inter"/>
+                    <w:rFonts w:ascii="Inter" w:eastAsia="Inter" w:hAnsi="Inter" w:cs="Inter"/>
+                    <w:color w:val="000000"/>
                     <w:sz w:val="18"/>
                     <w:szCs w:val="18"/>
                   </w:rPr>
@@ -3123,10 +3347,21 @@
         </w:tbl>
         <w:p>
           <w:pPr>
-            <w:pStyle w:val="Footer"/>
+            <w:pBdr>
+              <w:top w:val="nil"/>
+              <w:left w:val="nil"/>
+              <w:bottom w:val="nil"/>
+              <w:right w:val="nil"/>
+              <w:between w:val="nil"/>
+            </w:pBdr>
+            <w:tabs>
+              <w:tab w:val="center" w:pos="4680"/>
+              <w:tab w:val="right" w:pos="9360"/>
+            </w:tabs>
             <w:ind w:left="170"/>
             <w:jc w:val="right"/>
             <w:rPr>
+              <w:color w:val="000000"/>
               <w:sz w:val="20"/>
               <w:szCs w:val="20"/>
             </w:rPr>
@@ -3146,18 +3381,29 @@
         </w:tcPr>
         <w:p>
           <w:pPr>
-            <w:pStyle w:val="Footer"/>
+            <w:pBdr>
+              <w:top w:val="nil"/>
+              <w:left w:val="nil"/>
+              <w:bottom w:val="nil"/>
+              <w:right w:val="nil"/>
+              <w:between w:val="nil"/>
+            </w:pBdr>
+            <w:tabs>
+              <w:tab w:val="center" w:pos="4680"/>
+              <w:tab w:val="right" w:pos="9360"/>
+            </w:tabs>
             <w:spacing w:before="240" w:after="240"/>
             <w:ind w:left="624"/>
             <w:rPr>
-              <w:noProof/>
+              <w:color w:val="000000"/>
             </w:rPr>
           </w:pPr>
           <w:r>
             <w:rPr>
-              <w:rFonts w:ascii="Inter" w:hAnsi="Inter"/>
+              <w:rFonts w:ascii="Inter" w:eastAsia="Inter" w:hAnsi="Inter" w:cs="Inter"/>
               <w:b/>
               <w:bCs/>
+              <w:color w:val="000000"/>
               <w:sz w:val="28"/>
               <w:szCs w:val="28"/>
             </w:rPr>
@@ -3173,12 +3419,22 @@
         </w:tcPr>
         <w:p>
           <w:pPr>
-            <w:pStyle w:val="Header"/>
+            <w:pBdr>
+              <w:top w:val="nil"/>
+              <w:left w:val="nil"/>
+              <w:bottom w:val="nil"/>
+              <w:right w:val="nil"/>
+              <w:between w:val="nil"/>
+            </w:pBdr>
+            <w:tabs>
+              <w:tab w:val="center" w:pos="4680"/>
+              <w:tab w:val="right" w:pos="9360"/>
+            </w:tabs>
             <w:spacing w:before="240" w:after="240"/>
             <w:ind w:right="567"/>
             <w:jc w:val="right"/>
             <w:rPr>
-              <w:rFonts w:ascii="Inter" w:hAnsi="Inter"/>
+              <w:rFonts w:ascii="Inter" w:eastAsia="Inter" w:hAnsi="Inter" w:cs="Inter"/>
               <w:b/>
               <w:bCs/>
               <w:color w:val="532A44"/>
@@ -3187,86 +3443,47 @@
           </w:pPr>
           <w:r>
             <w:rPr>
-              <w:rFonts w:ascii="Inter" w:hAnsi="Inter"/>
+              <w:rFonts w:ascii="Inter" w:eastAsia="Inter" w:hAnsi="Inter" w:cs="Inter"/>
               <w:b/>
               <w:bCs/>
               <w:color w:val="532A44"/>
               <w:u w:val="single"/>
             </w:rPr>
-            <w:fldChar w:fldCharType="begin"/>
+            <w:t>SEND INQUI</w:t>
           </w:r>
           <w:r>
             <w:rPr>
-              <w:rFonts w:ascii="Inter" w:hAnsi="Inter"/>
+              <w:rFonts w:ascii="Inter" w:eastAsia="Inter" w:hAnsi="Inter" w:cs="Inter"/>
               <w:b/>
               <w:bCs/>
               <w:color w:val="532A44"/>
               <w:u w:val="single"/>
             </w:rPr>
-            <w:instrText>HYPERLINK "%7b%7b%20REQUEST_INQUIRY_URL%20%7d%7d"</w:instrText>
-          </w:r>
-          <w:r>
-            <w:rPr>
-              <w:rFonts w:ascii="Inter" w:hAnsi="Inter"/>
-              <w:b/>
-              <w:bCs/>
-              <w:color w:val="532A44"/>
-              <w:u w:val="single"/>
-            </w:rPr>
-          </w:r>
-          <w:r>
-            <w:rPr>
-              <w:rFonts w:ascii="Inter" w:hAnsi="Inter"/>
-              <w:b/>
-              <w:bCs/>
-              <w:color w:val="532A44"/>
-              <w:u w:val="single"/>
-            </w:rPr>
-            <w:fldChar w:fldCharType="separate"/>
-          </w:r>
-          <w:r>
-            <w:rPr>
-              <w:rStyle w:val="Hyperlink"/>
-              <w:rFonts w:ascii="Inter" w:hAnsi="Inter"/>
-              <w:b/>
-              <w:bCs/>
-              <w:color w:val="532A44"/>
-            </w:rPr>
-            <w:t>SEND</w:t>
-          </w:r>
-          <w:r>
-            <w:rPr>
-              <w:rStyle w:val="Hyperlink"/>
-              <w:rFonts w:ascii="Inter" w:hAnsi="Inter"/>
-              <w:b/>
-              <w:bCs/>
-              <w:color w:val="532A44"/>
-            </w:rPr>
-            <w:t xml:space="preserve"> INQUIRY</w:t>
-          </w:r>
-          <w:r>
-            <w:rPr>
-              <w:rFonts w:ascii="Inter" w:hAnsi="Inter"/>
-              <w:b/>
-              <w:bCs/>
-              <w:color w:val="532A44"/>
-              <w:u w:val="single"/>
-            </w:rPr>
-            <w:fldChar w:fldCharType="end"/>
+            <w:t>RY</w:t>
           </w:r>
         </w:p>
       </w:tc>
     </w:tr>
-    <w:bookmarkEnd w:id="0"/>
   </w:tbl>
   <w:p>
     <w:pPr>
-      <w:pStyle w:val="Header"/>
-      <w:spacing w:line="20" w:lineRule="exact"/>
+      <w:pBdr>
+        <w:top w:val="nil"/>
+        <w:left w:val="nil"/>
+        <w:bottom w:val="nil"/>
+        <w:right w:val="nil"/>
+        <w:between w:val="nil"/>
+      </w:pBdr>
+      <w:tabs>
+        <w:tab w:val="center" w:pos="4680"/>
+        <w:tab w:val="right" w:pos="9360"/>
+      </w:tabs>
+      <w:spacing w:after="0" w:line="20" w:lineRule="auto"/>
       <w:rPr>
-        <w:rFonts w:ascii="Inter" w:hAnsi="Inter"/>
+        <w:rFonts w:ascii="Inter" w:eastAsia="Inter" w:hAnsi="Inter" w:cs="Inter"/>
         <w:b/>
         <w:bCs/>
+        <w:color w:val="000000"/>
         <w:sz w:val="2"/>
         <w:szCs w:val="2"/>
       </w:rPr>
@@ -3279,7 +3496,21 @@
 <w:hdr xmlns:wpc="http://schemas.microsoft.com/office/word/2010/wordprocessingCanvas" xmlns:cx="http://schemas.microsoft.com/office/drawing/2014/chartex" xmlns:cx1="http://schemas.microsoft.com/office/drawing/2015/9/8/chartex" xmlns:cx2="http://schemas.microsoft.com/office/drawing/2015/10/21/chartex" xmlns:cx3="http://schemas.microsoft.com/office/drawing/2016/5/9/chartex" xmlns:cx4="http://schemas.microsoft.com/office/drawing/2016/5/10/chartex" xmlns:cx5="http://schemas.microsoft.com/office/drawing/2016/5/11/chartex" xmlns:cx6="http://schemas.microsoft.com/office/drawing/2016/5/12/chartex" xmlns:cx7="http://schemas.microsoft.com/office/drawing/2016/5/13/chartex" xmlns:cx8="http://schemas.microsoft.com/office/drawing/2016/5/14/chartex" xmlns:mc="http://schemas.openxmlformats.org/markup-compatibility/2006" xmlns:aink="http://schemas.microsoft.com/office/drawing/2016/ink" xmlns:am3d="http://schemas.microsoft.com/office/drawing/2017/model3d" xmlns:o="urn:schemas-microsoft-com:office:office" xmlns:r="http://schemas.openxmlformats.org/officeDocument/2006/relationships" xmlns:m="http://schemas.openxmlformats.org/officeDocument/2006/math" xmlns:v="urn:schemas-microsoft-com:vml" xmlns:wp14="http://schemas.microsoft.com/office/word/2010/wordprocessingDrawing" xmlns:wp="http://schemas.openxmlformats.org/drawingml/2006/wordprocessingDrawing" xmlns:w10="urn:schemas-microsoft-com:office:word" xmlns:w="http://schemas.openxmlformats.org/wordprocessingml/2006/main" xmlns:w14="http://schemas.microsoft.com/office/word/2010/wordml" xmlns:w15="http://schemas.microsoft.com/office/word/2012/wordml" xmlns:w16cex="http://schemas.microsoft.com/office/word/2018/wordml/cex" xmlns:w16cid="http://schemas.microsoft.com/office/word/2016/wordml/cid" xmlns:w16="http://schemas.microsoft.com/office/word/2018/wordml" xmlns:w16sdtdh="http://schemas.microsoft.com/office/word/2020/wordml/sdtdatahash" xmlns:w16se="http://schemas.microsoft.com/office/word/2015/wordml/symex" xmlns:wpg="http://schemas.microsoft.com/office/word/2010/wordprocessingGroup" xmlns:wpi="http://schemas.microsoft.com/office/word/2010/wordprocessingInk" xmlns:wne="http://schemas.microsoft.com/office/word/2006/wordml" xmlns:wps="http://schemas.microsoft.com/office/word/2010/wordprocessingShape" mc:Ignorable="w14 w15 w16se w16cid w16 w16cex w16sdtdh wp14">
   <w:p>
     <w:pPr>
-      <w:pStyle w:val="Header"/>
+      <w:pBdr>
+        <w:top w:val="nil"/>
+        <w:left w:val="nil"/>
+        <w:bottom w:val="nil"/>
+        <w:right w:val="nil"/>
+        <w:between w:val="nil"/>
+      </w:pBdr>
+      <w:tabs>
+        <w:tab w:val="center" w:pos="4680"/>
+        <w:tab w:val="right" w:pos="9360"/>
+      </w:tabs>
+      <w:spacing w:after="0" w:line="240" w:lineRule="auto"/>
+      <w:rPr>
+        <w:color w:val="000000"/>
+      </w:rPr>
     </w:pPr>
   </w:p>
 </w:hdr>
@@ -3290,12 +3521,10 @@
   <w:docDefaults>
     <w:rPrDefault>
       <w:rPr>
-        <w:rFonts w:asciiTheme="minorHAnsi" w:eastAsiaTheme="minorHAnsi" w:hAnsiTheme="minorHAnsi" w:cstheme="minorBidi"/>
-        <w:kern w:val="2"/>
+        <w:rFonts w:ascii="Calibri" w:eastAsia="Calibri" w:hAnsi="Calibri" w:cs="Calibri"/>
         <w:sz w:val="22"/>
         <w:szCs w:val="22"/>
-        <w:lang w:val="en-US" w:eastAsia="en-US" w:bidi="ar-SA"/>
-        <w14:ligatures w14:val="standardContextual"/>
+        <w:lang w:val="en" w:eastAsia="en-US" w:bidi="ar-SA"/>
       </w:rPr>
     </w:rPrDefault>
     <w:pPrDefault>
@@ -3392,7 +3621,7 @@
     <w:lsdException w:name="Block Text" w:semiHidden="1" w:unhideWhenUsed="1"/>
     <w:lsdException w:name="Hyperlink" w:semiHidden="1" w:unhideWhenUsed="1"/>
     <w:lsdException w:name="FollowedHyperlink" w:semiHidden="1" w:unhideWhenUsed="1"/>
-    <w:lsdException w:name="Strong" w:uiPriority="0" w:qFormat="1"/>
+    <w:lsdException w:name="Strong" w:uiPriority="22" w:qFormat="1"/>
     <w:lsdException w:name="Emphasis" w:uiPriority="20" w:qFormat="1"/>
     <w:lsdException w:name="Document Map" w:semiHidden="1" w:unhideWhenUsed="1"/>
     <w:lsdException w:name="Plain Text" w:semiHidden="1" w:unhideWhenUsed="1"/>
@@ -3685,7 +3914,128 @@
   <w:style w:type="paragraph" w:default="1" w:styleId="Normal">
     <w:name w:val="Normal"/>
     <w:qFormat/>
-    <w:rsid w:val="0045765A"/>
+  </w:style>
+  <w:style w:type="paragraph" w:styleId="Heading1">
+    <w:name w:val="heading 1"/>
+    <w:basedOn w:val="Normal"/>
+    <w:next w:val="Normal"/>
+    <w:uiPriority w:val="9"/>
+    <w:qFormat/>
+    <w:pPr>
+      <w:keepNext/>
+      <w:keepLines/>
+      <w:spacing w:before="480" w:after="120"/>
+      <w:outlineLvl w:val="0"/>
+    </w:pPr>
+    <w:rPr>
+      <w:b/>
+      <w:bCs/>
+      <w:sz w:val="48"/>
+      <w:szCs w:val="48"/>
+    </w:rPr>
+  </w:style>
+  <w:style w:type="paragraph" w:styleId="Heading2">
+    <w:name w:val="heading 2"/>
+    <w:basedOn w:val="Normal"/>
+    <w:next w:val="Normal"/>
+    <w:uiPriority w:val="9"/>
+    <w:semiHidden/>
+    <w:unhideWhenUsed/>
+    <w:qFormat/>
+    <w:pPr>
+      <w:keepNext/>
+      <w:keepLines/>
+      <w:spacing w:before="360" w:after="80"/>
+      <w:outlineLvl w:val="1"/>
+    </w:pPr>
+    <w:rPr>
+      <w:b/>
+      <w:bCs/>
+      <w:sz w:val="36"/>
+      <w:szCs w:val="36"/>
+    </w:rPr>
+  </w:style>
+  <w:style w:type="paragraph" w:styleId="Heading3">
+    <w:name w:val="heading 3"/>
+    <w:basedOn w:val="Normal"/>
+    <w:next w:val="Normal"/>
+    <w:uiPriority w:val="9"/>
+    <w:semiHidden/>
+    <w:unhideWhenUsed/>
+    <w:qFormat/>
+    <w:pPr>
+      <w:keepNext/>
+      <w:keepLines/>
+      <w:spacing w:before="280" w:after="80"/>
+      <w:outlineLvl w:val="2"/>
+    </w:pPr>
+    <w:rPr>
+      <w:b/>
+      <w:bCs/>
+      <w:sz w:val="28"/>
+      <w:szCs w:val="28"/>
+    </w:rPr>
+  </w:style>
+  <w:style w:type="paragraph" w:styleId="Heading4">
+    <w:name w:val="heading 4"/>
+    <w:basedOn w:val="Normal"/>
+    <w:next w:val="Normal"/>
+    <w:uiPriority w:val="9"/>
+    <w:semiHidden/>
+    <w:unhideWhenUsed/>
+    <w:qFormat/>
+    <w:pPr>
+      <w:keepNext/>
+      <w:keepLines/>
+      <w:spacing w:before="240" w:after="40"/>
+      <w:outlineLvl w:val="3"/>
+    </w:pPr>
+    <w:rPr>
+      <w:b/>
+      <w:bCs/>
+      <w:sz w:val="24"/>
+      <w:szCs w:val="24"/>
+    </w:rPr>
+  </w:style>
+  <w:style w:type="paragraph" w:styleId="Heading5">
+    <w:name w:val="heading 5"/>
+    <w:basedOn w:val="Normal"/>
+    <w:next w:val="Normal"/>
+    <w:uiPriority w:val="9"/>
+    <w:semiHidden/>
+    <w:unhideWhenUsed/>
+    <w:qFormat/>
+    <w:pPr>
+      <w:keepNext/>
+      <w:keepLines/>
+      <w:spacing w:before="220" w:after="40"/>
+      <w:outlineLvl w:val="4"/>
+    </w:pPr>
+    <w:rPr>
+      <w:b/>
+      <w:bCs/>
+    </w:rPr>
+  </w:style>
+  <w:style w:type="paragraph" w:styleId="Heading6">
+    <w:name w:val="heading 6"/>
+    <w:basedOn w:val="Normal"/>
+    <w:next w:val="Normal"/>
+    <w:uiPriority w:val="9"/>
+    <w:semiHidden/>
+    <w:unhideWhenUsed/>
+    <w:qFormat/>
+    <w:pPr>
+      <w:keepNext/>
+      <w:keepLines/>
+      <w:spacing w:before="200" w:after="40"/>
+      <w:outlineLvl w:val="5"/>
+    </w:pPr>
+    <w:rPr>
+      <w:b/>
+      <w:bCs/>
+      <w:sz w:val="20"/>
+      <w:szCs w:val="20"/>
+    </w:rPr>
   </w:style>
   <w:style w:type="character" w:default="1" w:styleId="DefaultParagraphFont">
     <w:name w:val="Default Paragraph Font"/>
@@ -3713,6 +4063,35 @@
     <w:uiPriority w:val="99"/>
     <w:semiHidden/>
     <w:unhideWhenUsed/>
+  </w:style>
+  <w:style w:type="table" w:customStyle="1" w:styleId="TableNormal0">
+    <w:name w:val="TableNormal"/>
+    <w:tblPr>
+      <w:tblCellMar>
+        <w:top w:w="100" w:type="dxa"/>
+        <w:left w:w="100" w:type="dxa"/>
+        <w:bottom w:w="100" w:type="dxa"/>
+        <w:right w:w="100" w:type="dxa"/>
+      </w:tblCellMar>
+    </w:tblPr>
+  </w:style>
+  <w:style w:type="paragraph" w:styleId="Title">
+    <w:name w:val="Title"/>
+    <w:basedOn w:val="Normal"/>
+    <w:next w:val="Normal"/>
+    <w:uiPriority w:val="10"/>
+    <w:qFormat/>
+    <w:pPr>
+      <w:keepNext/>
+      <w:keepLines/>
+      <w:spacing w:before="480" w:after="120"/>
+    </w:pPr>
+    <w:rPr>
+      <w:b/>
+      <w:bCs/>
+      <w:sz w:val="72"/>
+      <w:szCs w:val="72"/>
+    </w:rPr>
   </w:style>
   <w:style w:type="table" w:styleId="TableGrid">
     <w:name w:val="Table Grid"/>
@@ -3821,6 +4200,146 @@
       <w:color w:val="954F72" w:themeColor="followedHyperlink"/>
       <w:u w:val="single"/>
     </w:rPr>
+  </w:style>
+  <w:style w:type="paragraph" w:styleId="Subtitle">
+    <w:name w:val="Subtitle"/>
+    <w:basedOn w:val="Normal"/>
+    <w:next w:val="Normal"/>
+    <w:uiPriority w:val="11"/>
+    <w:qFormat/>
+    <w:pPr>
+      <w:keepNext/>
+      <w:keepLines/>
+      <w:spacing w:before="360" w:after="80"/>
+    </w:pPr>
+    <w:rPr>
+      <w:rFonts w:ascii="Georgia" w:eastAsia="Georgia" w:hAnsi="Georgia" w:cs="Georgia"/>
+      <w:i/>
+      <w:iCs/>
+      <w:color w:val="666666"/>
+      <w:sz w:val="48"/>
+      <w:szCs w:val="48"/>
+    </w:rPr>
+  </w:style>
+  <w:style w:type="table" w:customStyle="1" w:styleId="a">
+    <w:basedOn w:val="TableNormal"/>
+    <w:pPr>
+      <w:spacing w:after="0" w:line="240" w:lineRule="auto"/>
+    </w:pPr>
+    <w:tblPr>
+      <w:tblStyleRowBandSize w:val="1"/>
+      <w:tblStyleColBandSize w:val="1"/>
+    </w:tblPr>
+  </w:style>
+  <w:style w:type="table" w:customStyle="1" w:styleId="a0">
+    <w:basedOn w:val="TableNormal"/>
+    <w:pPr>
+      <w:spacing w:after="0" w:line="240" w:lineRule="auto"/>
+    </w:pPr>
+    <w:tblPr>
+      <w:tblStyleRowBandSize w:val="1"/>
+      <w:tblStyleColBandSize w:val="1"/>
+    </w:tblPr>
+  </w:style>
+  <w:style w:type="table" w:customStyle="1" w:styleId="a1">
+    <w:basedOn w:val="TableNormal"/>
+    <w:pPr>
+      <w:spacing w:after="0" w:line="240" w:lineRule="auto"/>
+    </w:pPr>
+    <w:tblPr>
+      <w:tblStyleRowBandSize w:val="1"/>
+      <w:tblStyleColBandSize w:val="1"/>
+    </w:tblPr>
+  </w:style>
+  <w:style w:type="table" w:customStyle="1" w:styleId="a2">
+    <w:basedOn w:val="TableNormal"/>
+    <w:pPr>
+      <w:spacing w:after="0" w:line="240" w:lineRule="auto"/>
+    </w:pPr>
+    <w:tblPr>
+      <w:tblStyleRowBandSize w:val="1"/>
+      <w:tblStyleColBandSize w:val="1"/>
+    </w:tblPr>
+  </w:style>
+  <w:style w:type="table" w:customStyle="1" w:styleId="a3">
+    <w:basedOn w:val="TableNormal"/>
+    <w:pPr>
+      <w:spacing w:after="0" w:line="240" w:lineRule="auto"/>
+    </w:pPr>
+    <w:tblPr>
+      <w:tblStyleRowBandSize w:val="1"/>
+      <w:tblStyleColBandSize w:val="1"/>
+    </w:tblPr>
+  </w:style>
+  <w:style w:type="table" w:customStyle="1" w:styleId="a4">
+    <w:basedOn w:val="TableNormal"/>
+    <w:pPr>
+      <w:spacing w:after="0" w:line="240" w:lineRule="auto"/>
+    </w:pPr>
+    <w:tblPr>
+      <w:tblStyleRowBandSize w:val="1"/>
+      <w:tblStyleColBandSize w:val="1"/>
+    </w:tblPr>
+  </w:style>
+  <w:style w:type="table" w:customStyle="1" w:styleId="a5">
+    <w:basedOn w:val="TableNormal"/>
+    <w:pPr>
+      <w:spacing w:after="0" w:line="240" w:lineRule="auto"/>
+    </w:pPr>
+    <w:tblPr>
+      <w:tblStyleRowBandSize w:val="1"/>
+      <w:tblStyleColBandSize w:val="1"/>
+    </w:tblPr>
+  </w:style>
+  <w:style w:type="table" w:customStyle="1" w:styleId="a6">
+    <w:basedOn w:val="TableNormal"/>
+    <w:pPr>
+      <w:spacing w:after="0" w:line="240" w:lineRule="auto"/>
+    </w:pPr>
+    <w:tblPr>
+      <w:tblStyleRowBandSize w:val="1"/>
+      <w:tblStyleColBandSize w:val="1"/>
+    </w:tblPr>
+  </w:style>
+  <w:style w:type="table" w:customStyle="1" w:styleId="a7">
+    <w:basedOn w:val="TableNormal"/>
+    <w:pPr>
+      <w:spacing w:after="0" w:line="240" w:lineRule="auto"/>
+    </w:pPr>
+    <w:tblPr>
+      <w:tblStyleRowBandSize w:val="1"/>
+      <w:tblStyleColBandSize w:val="1"/>
+    </w:tblPr>
+  </w:style>
+  <w:style w:type="table" w:customStyle="1" w:styleId="a8">
+    <w:basedOn w:val="TableNormal"/>
+    <w:pPr>
+      <w:spacing w:after="0" w:line="240" w:lineRule="auto"/>
+    </w:pPr>
+    <w:tblPr>
+      <w:tblStyleRowBandSize w:val="1"/>
+      <w:tblStyleColBandSize w:val="1"/>
+    </w:tblPr>
+  </w:style>
+  <w:style w:type="table" w:customStyle="1" w:styleId="a9">
+    <w:basedOn w:val="TableNormal"/>
+    <w:pPr>
+      <w:spacing w:after="0" w:line="240" w:lineRule="auto"/>
+    </w:pPr>
+    <w:tblPr>
+      <w:tblStyleRowBandSize w:val="1"/>
+      <w:tblStyleColBandSize w:val="1"/>
+    </w:tblPr>
+  </w:style>
+  <w:style w:type="table" w:customStyle="1" w:styleId="aa">
+    <w:basedOn w:val="TableNormal"/>
+    <w:pPr>
+      <w:spacing w:after="0" w:line="240" w:lineRule="auto"/>
+    </w:pPr>
+    <w:tblPr>
+      <w:tblStyleRowBandSize w:val="1"/>
+      <w:tblStyleColBandSize w:val="1"/>
+    </w:tblPr>
   </w:style>
 </w:styles>
 </file>
@@ -4121,13 +4640,16 @@
 </file>
 
 <file path=customXml/item1.xml><?xml version="1.0" encoding="utf-8"?>
-<b:Sources xmlns:b="http://schemas.openxmlformats.org/officeDocument/2006/bibliography" xmlns="http://schemas.openxmlformats.org/officeDocument/2006/bibliography" SelectedStyle="\APASixthEditionOfficeOnline.xsl" StyleName="APA" Version="6"/>
+<go:gDocsCustomXmlDataStorage xmlns:go="http://customooxmlschemas.google.com/" xmlns:r="http://schemas.openxmlformats.org/officeDocument/2006/relationships" uri="GoogleDocsCustomDataVersion2">
+  <go:docsCustomData xmlns:go="http://customooxmlschemas.google.com/" roundtripDataSignature="AMtx7mjwD77v1T+dBHq/B5OE1QlVJWK9yw==">CgMxLjAyDmgud28zdzd6bWpmNWZoMg5oLjhpbm51YnIwNjJlajgAciExUklucmNsUHdYX2d4dmg5bEJlRExFMHVmRlB4eF9SNmk=</go:docsCustomData>
+</go:gDocsCustomXmlDataStorage>
 </file>
 
 <file path=customXml/itemProps1.xml><?xml version="1.0" encoding="utf-8"?>
-<ds:datastoreItem xmlns:ds="http://schemas.openxmlformats.org/officeDocument/2006/customXml" ds:itemID="{FF449460-AAE7-43C6-A6C1-5E12259C28C9}">
+<ds:datastoreItem xmlns:ds="http://schemas.openxmlformats.org/officeDocument/2006/customXml" ds:itemID="{11111111-1234-1234-1234-123412341234}">
   <ds:schemaRefs>
-    <ds:schemaRef ds:uri="http://schemas.openxmlformats.org/officeDocument/2006/bibliography"/>
+    <ds:schemaRef ds:uri="http://customooxmlschemas.google.com/"/>
+    <ds:schemaRef ds:uri="http://schemas.openxmlformats.org/officeDocument/2006/relationships"/>
   </ds:schemaRefs>
 </ds:datastoreItem>
 </file>